--- a/usecase descriptions(정원영).docx
+++ b/usecase descriptions(정원영).docx
@@ -613,7 +613,23 @@
                 <w:sz w:val="19"/>
                 <w:szCs w:val="19"/>
               </w:rPr>
-              <w:t>2. 로그아웃 확인 다이얼로그를 표시한다.</w:t>
+              <w:t xml:space="preserve">2. 로그아웃 확인 </w:t>
+            </w:r>
+            <w:r>
+              <w:rPr>
+                <w:lang w:eastAsia="ko-KR"/>
+                <w:sz w:val="19"/>
+                <w:szCs w:val="19"/>
+                <w:rtl w:val="off"/>
+              </w:rPr>
+              <w:t>메시지를</w:t>
+            </w:r>
+            <w:r>
+              <w:rPr>
+                <w:sz w:val="19"/>
+                <w:szCs w:val="19"/>
+              </w:rPr>
+              <w:t xml:space="preserve"> 표시한다.</w:t>
             </w:r>
           </w:p>
         </w:tc>
@@ -802,7 +818,23 @@
           <w:sz w:val="19"/>
           <w:szCs w:val="19"/>
         </w:rPr>
-        <w:t>Step 3. 사용자가 취소 버튼을 누르면: 시스템이 다이얼로그를 닫고 이전 화면을 그대로 유지한다. 로그아웃은 진행되지 않는다.</w:t>
+        <w:t xml:space="preserve">Step 3. 사용자가 취소 버튼을 누르면: 시스템이 </w:t>
+      </w:r>
+      <w:r>
+        <w:rPr>
+          <w:lang w:eastAsia="ko-KR"/>
+          <w:sz w:val="19"/>
+          <w:szCs w:val="19"/>
+          <w:rtl w:val="off"/>
+        </w:rPr>
+        <w:t>확인 메시지</w:t>
+      </w:r>
+      <w:r>
+        <w:rPr>
+          <w:sz w:val="19"/>
+          <w:szCs w:val="19"/>
+        </w:rPr>
+        <w:t>를 닫고 이전 화면을 그대로 유지한다. 로그아웃은 진행되지 않는다.</w:t>
       </w:r>
     </w:p>
     <w:p>
@@ -1549,7 +1581,23 @@
                 <w:sz w:val="19"/>
                 <w:szCs w:val="19"/>
               </w:rPr>
-              <w:t>4. 삭제 확인 다이얼로그를 표시한다.</w:t>
+              <w:t xml:space="preserve">4. 삭제 확인 </w:t>
+            </w:r>
+            <w:r>
+              <w:rPr>
+                <w:lang w:eastAsia="ko-KR"/>
+                <w:sz w:val="19"/>
+                <w:szCs w:val="19"/>
+                <w:rtl w:val="off"/>
+              </w:rPr>
+              <w:t>팝업을</w:t>
+            </w:r>
+            <w:r>
+              <w:rPr>
+                <w:sz w:val="19"/>
+                <w:szCs w:val="19"/>
+              </w:rPr>
+              <w:t xml:space="preserve"> 표시한다.</w:t>
             </w:r>
           </w:p>
         </w:tc>
@@ -1580,7 +1628,23 @@
                 <w:sz w:val="19"/>
                 <w:szCs w:val="19"/>
               </w:rPr>
-              <w:t>5. 확인 다이얼로그에서 삭제 버튼을 누른다.</w:t>
+              <w:t xml:space="preserve">5. </w:t>
+            </w:r>
+            <w:r>
+              <w:rPr>
+                <w:lang w:eastAsia="ko-KR"/>
+                <w:sz w:val="19"/>
+                <w:szCs w:val="19"/>
+                <w:rtl w:val="off"/>
+              </w:rPr>
+              <w:t>사용자가 팝업의</w:t>
+            </w:r>
+            <w:r>
+              <w:rPr>
+                <w:sz w:val="19"/>
+                <w:szCs w:val="19"/>
+              </w:rPr>
+              <w:t xml:space="preserve"> 삭제 버튼을 누른다.</w:t>
             </w:r>
           </w:p>
         </w:tc>
@@ -1751,7 +1815,23 @@
           <w:sz w:val="19"/>
           <w:szCs w:val="19"/>
         </w:rPr>
-        <w:t>[Extension - 설문 삭제] Step 5. 사용자가 취소 버튼을 누르면: 시스템이 다이얼로그를 닫고 리스트 화면을 그대로 유지한다. 삭제는 진행되지 않는다.</w:t>
+        <w:t xml:space="preserve">[Extension - 설문 삭제] Step 5. 사용자가 </w:t>
+      </w:r>
+      <w:r>
+        <w:rPr>
+          <w:lang w:eastAsia="ko-KR"/>
+          <w:sz w:val="19"/>
+          <w:szCs w:val="19"/>
+          <w:rtl w:val="off"/>
+        </w:rPr>
+        <w:t xml:space="preserve">팝업의 </w:t>
+      </w:r>
+      <w:r>
+        <w:rPr>
+          <w:sz w:val="19"/>
+          <w:szCs w:val="19"/>
+        </w:rPr>
+        <w:t>취소 버튼을 누르면: 시스템이 다이얼로그를 닫고 리스트 화면을 그대로 유지한다. 삭제는 진행되지 않는다.</w:t>
       </w:r>
     </w:p>
     <w:sectPr>
@@ -1798,22 +1878,22 @@
     <w:lsdException w:name="index 7" w:semiHidden="1" w:unhideWhenUsed="1"/>
     <w:lsdException w:name="index 8" w:semiHidden="1" w:unhideWhenUsed="1"/>
     <w:lsdException w:name="index 9" w:semiHidden="1" w:unhideWhenUsed="1"/>
-    <w:lsdException w:name="toc 1" w:semiHidden="1" w:uiPriority="87" w:unhideWhenUsed="1"/>
-    <w:lsdException w:name="toc 2" w:semiHidden="1" w:uiPriority="87" w:unhideWhenUsed="1"/>
-    <w:lsdException w:name="toc 3" w:semiHidden="1" w:uiPriority="87" w:unhideWhenUsed="1"/>
-    <w:lsdException w:name="toc 4" w:semiHidden="1" w:uiPriority="87" w:unhideWhenUsed="1"/>
-    <w:lsdException w:name="toc 5" w:semiHidden="1" w:uiPriority="87" w:unhideWhenUsed="1"/>
-    <w:lsdException w:name="toc 6" w:semiHidden="1" w:uiPriority="87" w:unhideWhenUsed="1"/>
-    <w:lsdException w:name="toc 7" w:semiHidden="1" w:uiPriority="87" w:unhideWhenUsed="1"/>
-    <w:lsdException w:name="toc 8" w:semiHidden="1" w:uiPriority="87" w:unhideWhenUsed="1"/>
-    <w:lsdException w:name="toc 9" w:semiHidden="1" w:uiPriority="87" w:unhideWhenUsed="1"/>
+    <w:lsdException w:name="toc 1" w:semiHidden="1" w:uiPriority="135" w:unhideWhenUsed="1"/>
+    <w:lsdException w:name="toc 2" w:semiHidden="1" w:uiPriority="135" w:unhideWhenUsed="1"/>
+    <w:lsdException w:name="toc 3" w:semiHidden="1" w:uiPriority="135" w:unhideWhenUsed="1"/>
+    <w:lsdException w:name="toc 4" w:semiHidden="1" w:uiPriority="135" w:unhideWhenUsed="1"/>
+    <w:lsdException w:name="toc 5" w:semiHidden="1" w:uiPriority="135" w:unhideWhenUsed="1"/>
+    <w:lsdException w:name="toc 6" w:semiHidden="1" w:uiPriority="135" w:unhideWhenUsed="1"/>
+    <w:lsdException w:name="toc 7" w:semiHidden="1" w:uiPriority="135" w:unhideWhenUsed="1"/>
+    <w:lsdException w:name="toc 8" w:semiHidden="1" w:uiPriority="135" w:unhideWhenUsed="1"/>
+    <w:lsdException w:name="toc 9" w:semiHidden="1" w:uiPriority="135" w:unhideWhenUsed="1"/>
     <w:lsdException w:name="Normal Indent" w:semiHidden="1" w:unhideWhenUsed="1"/>
     <w:lsdException w:name="footnote text" w:semiHidden="1" w:unhideWhenUsed="1"/>
     <w:lsdException w:name="annotation text" w:semiHidden="1" w:unhideWhenUsed="1"/>
     <w:lsdException w:name="header" w:semiHidden="1" w:unhideWhenUsed="1"/>
     <w:lsdException w:name="footer" w:semiHidden="1" w:unhideWhenUsed="1"/>
     <w:lsdException w:name="index heading" w:semiHidden="1" w:unhideWhenUsed="1"/>
-    <w:lsdException w:name="caption" w:semiHidden="1" w:uiPriority="83" w:unhideWhenUsed="1" w:qFormat="1"/>
+    <w:lsdException w:name="caption" w:semiHidden="1" w:uiPriority="131" w:unhideWhenUsed="1" w:qFormat="1"/>
     <w:lsdException w:name="table of figures" w:semiHidden="1" w:unhideWhenUsed="1"/>
     <w:lsdException w:name="envelope address" w:semiHidden="1" w:unhideWhenUsed="1"/>
     <w:lsdException w:name="envelope return" w:semiHidden="1" w:unhideWhenUsed="1"/>
@@ -1841,7 +1921,7 @@
     <w:lsdException w:name="List Number 3" w:semiHidden="1" w:unhideWhenUsed="1"/>
     <w:lsdException w:name="List Number 4" w:semiHidden="1" w:unhideWhenUsed="1"/>
     <w:lsdException w:name="List Number 5" w:semiHidden="1" w:unhideWhenUsed="1"/>
-    <w:lsdException w:name="Title" w:uiPriority="22" w:qFormat="1"/>
+    <w:lsdException w:name="Title" w:uiPriority="34" w:qFormat="1"/>
     <w:lsdException w:name="Closing" w:semiHidden="1" w:unhideWhenUsed="1"/>
     <w:lsdException w:name="Signature" w:semiHidden="1" w:unhideWhenUsed="1"/>
     <w:lsdException w:name="Default Paragraph Font" w:semiHidden="1" w:uiPriority="1" w:unhideWhenUsed="1"/>
@@ -1853,7 +1933,7 @@
     <w:lsdException w:name="List Continue 4" w:semiHidden="1" w:unhideWhenUsed="1"/>
     <w:lsdException w:name="List Continue 5" w:semiHidden="1" w:unhideWhenUsed="1"/>
     <w:lsdException w:name="Message Header" w:semiHidden="1" w:unhideWhenUsed="1"/>
-    <w:lsdException w:name="Subtitle" w:uiPriority="23" w:qFormat="1"/>
+    <w:lsdException w:name="Subtitle" w:uiPriority="35" w:qFormat="1"/>
     <w:lsdException w:name="Salutation" w:semiHidden="1" w:unhideWhenUsed="1"/>
     <w:lsdException w:name="Date" w:semiHidden="1" w:unhideWhenUsed="1"/>
     <w:lsdException w:name="Body Text First Indent" w:semiHidden="1" w:unhideWhenUsed="1"/>
@@ -1866,8 +1946,8 @@
     <w:lsdException w:name="Block Text" w:semiHidden="1" w:unhideWhenUsed="1"/>
     <w:lsdException w:name="Hyperlink" w:semiHidden="1" w:unhideWhenUsed="1"/>
     <w:lsdException w:name="FollowedHyperlink" w:semiHidden="1" w:unhideWhenUsed="1"/>
-    <w:lsdException w:name="Strong" w:uiPriority="52" w:qFormat="1"/>
-    <w:lsdException w:name="Emphasis" w:uiPriority="50" w:qFormat="1"/>
+    <w:lsdException w:name="Strong" w:uiPriority="82" w:qFormat="1"/>
+    <w:lsdException w:name="Emphasis" w:uiPriority="80" w:qFormat="1"/>
     <w:lsdException w:name="Document Map" w:semiHidden="1" w:unhideWhenUsed="1"/>
     <w:lsdException w:name="Plain Text" w:semiHidden="1" w:unhideWhenUsed="1"/>
     <w:lsdException w:name="E-mail Signature" w:semiHidden="1" w:unhideWhenUsed="1"/>
@@ -1933,223 +2013,223 @@
     <w:lsdException w:name="Table Web 2" w:semiHidden="1" w:unhideWhenUsed="1"/>
     <w:lsdException w:name="Table Web 3" w:semiHidden="1" w:unhideWhenUsed="1"/>
     <w:lsdException w:name="Balloon Text" w:semiHidden="1" w:unhideWhenUsed="1"/>
-    <w:lsdException w:name="Table Grid" w:uiPriority="87"/>
+    <w:lsdException w:name="Table Grid" w:uiPriority="135"/>
     <w:lsdException w:name="Table Theme" w:semiHidden="1" w:unhideWhenUsed="1"/>
     <w:lsdException w:name="Placeholder Text" w:semiHidden="1"/>
     <w:lsdException w:name="No Spacing" w:uiPriority="1" w:qFormat="1"/>
-    <w:lsdException w:name="Light Shading" w:uiPriority="150"/>
-    <w:lsdException w:name="Light List" w:uiPriority="151"/>
-    <w:lsdException w:name="Light Grid" w:uiPriority="152"/>
-    <w:lsdException w:name="Medium Shading 1" w:uiPriority="153"/>
-    <w:lsdException w:name="Medium Shading 2" w:uiPriority="256"/>
-    <w:lsdException w:name="Medium List 1" w:uiPriority="257"/>
-    <w:lsdException w:name="Medium List 2" w:uiPriority="258"/>
-    <w:lsdException w:name="Medium Grid 1" w:uiPriority="259"/>
-    <w:lsdException w:name="Medium Grid 2" w:uiPriority="260"/>
-    <w:lsdException w:name="Medium Grid 3" w:uiPriority="261"/>
-    <w:lsdException w:name="Dark List" w:uiPriority="274"/>
-    <w:lsdException w:name="Colorful Shading" w:uiPriority="275"/>
-    <w:lsdException w:name="Colorful List" w:uiPriority="276"/>
-    <w:lsdException w:name="Colorful Grid" w:uiPriority="277"/>
-    <w:lsdException w:name="Light Shading Accent 1" w:uiPriority="150"/>
-    <w:lsdException w:name="Light List Accent 1" w:uiPriority="151"/>
-    <w:lsdException w:name="Light Grid Accent 1" w:uiPriority="152"/>
-    <w:lsdException w:name="Medium Shading 1 Accent 1" w:uiPriority="153"/>
-    <w:lsdException w:name="Medium Shading 2 Accent 1" w:uiPriority="256"/>
-    <w:lsdException w:name="Medium List 1 Accent 1" w:uiPriority="257"/>
+    <w:lsdException w:name="Light Shading" w:uiPriority="336"/>
+    <w:lsdException w:name="Light List" w:uiPriority="337"/>
+    <w:lsdException w:name="Light Grid" w:uiPriority="338"/>
+    <w:lsdException w:name="Medium Shading 1" w:uiPriority="339"/>
+    <w:lsdException w:name="Medium Shading 2" w:uiPriority="598"/>
+    <w:lsdException w:name="Medium List 1" w:uiPriority="599"/>
+    <w:lsdException w:name="Medium List 2" w:uiPriority="600"/>
+    <w:lsdException w:name="Medium Grid 1" w:uiPriority="601"/>
+    <w:lsdException w:name="Medium Grid 2" w:uiPriority="608"/>
+    <w:lsdException w:name="Medium Grid 3" w:uiPriority="609"/>
+    <w:lsdException w:name="Dark List" w:uiPriority="628"/>
+    <w:lsdException w:name="Colorful Shading" w:uiPriority="629"/>
+    <w:lsdException w:name="Colorful List" w:uiPriority="630"/>
+    <w:lsdException w:name="Colorful Grid" w:uiPriority="631"/>
+    <w:lsdException w:name="Light Shading Accent 1" w:uiPriority="336"/>
+    <w:lsdException w:name="Light List Accent 1" w:uiPriority="337"/>
+    <w:lsdException w:name="Light Grid Accent 1" w:uiPriority="338"/>
+    <w:lsdException w:name="Medium Shading 1 Accent 1" w:uiPriority="339"/>
+    <w:lsdException w:name="Medium Shading 2 Accent 1" w:uiPriority="598"/>
+    <w:lsdException w:name="Medium List 1 Accent 1" w:uiPriority="599"/>
     <w:lsdException w:name="Revision" w:semiHidden="1"/>
-    <w:lsdException w:name="List Paragraph" w:uiPriority="82" w:qFormat="1"/>
-    <w:lsdException w:name="Quote" w:uiPriority="65" w:qFormat="1"/>
-    <w:lsdException w:name="Intense Quote" w:uiPriority="72" w:qFormat="1"/>
-    <w:lsdException w:name="Medium List 2 Accent 1" w:uiPriority="258"/>
-    <w:lsdException w:name="Medium Grid 1 Accent 1" w:uiPriority="259"/>
-    <w:lsdException w:name="Medium Grid 2 Accent 1" w:uiPriority="260"/>
-    <w:lsdException w:name="Medium Grid 3 Accent 1" w:uiPriority="261"/>
-    <w:lsdException w:name="Dark List Accent 1" w:uiPriority="274"/>
-    <w:lsdException w:name="Colorful Shading Accent 1" w:uiPriority="275"/>
-    <w:lsdException w:name="Colorful List Accent 1" w:uiPriority="276"/>
-    <w:lsdException w:name="Colorful Grid Accent 1" w:uiPriority="277"/>
-    <w:lsdException w:name="Light Shading Accent 2" w:uiPriority="150"/>
-    <w:lsdException w:name="Light List Accent 2" w:uiPriority="151"/>
-    <w:lsdException w:name="Light Grid Accent 2" w:uiPriority="152"/>
-    <w:lsdException w:name="Medium Shading 1 Accent 2" w:uiPriority="153"/>
-    <w:lsdException w:name="Medium Shading 2 Accent 2" w:uiPriority="256"/>
-    <w:lsdException w:name="Medium List 1 Accent 2" w:uiPriority="257"/>
-    <w:lsdException w:name="Medium List 2 Accent 2" w:uiPriority="258"/>
-    <w:lsdException w:name="Medium Grid 1 Accent 2" w:uiPriority="259"/>
-    <w:lsdException w:name="Medium Grid 2 Accent 2" w:uiPriority="260"/>
-    <w:lsdException w:name="Medium Grid 3 Accent 2" w:uiPriority="261"/>
-    <w:lsdException w:name="Dark List Accent 2" w:uiPriority="274"/>
-    <w:lsdException w:name="Colorful Shading Accent 2" w:uiPriority="275"/>
-    <w:lsdException w:name="Colorful List Accent 2" w:uiPriority="276"/>
-    <w:lsdException w:name="Colorful Grid Accent 2" w:uiPriority="277"/>
-    <w:lsdException w:name="Light Shading Accent 3" w:uiPriority="150"/>
-    <w:lsdException w:name="Light List Accent 3" w:uiPriority="151"/>
-    <w:lsdException w:name="Light Grid Accent 3" w:uiPriority="152"/>
-    <w:lsdException w:name="Medium Shading 1 Accent 3" w:uiPriority="153"/>
-    <w:lsdException w:name="Medium Shading 2 Accent 3" w:uiPriority="256"/>
-    <w:lsdException w:name="Medium List 1 Accent 3" w:uiPriority="257"/>
-    <w:lsdException w:name="Medium List 2 Accent 3" w:uiPriority="258"/>
-    <w:lsdException w:name="Medium Grid 1 Accent 3" w:uiPriority="259"/>
-    <w:lsdException w:name="Medium Grid 2 Accent 3" w:uiPriority="260"/>
-    <w:lsdException w:name="Medium Grid 3 Accent 3" w:uiPriority="261"/>
-    <w:lsdException w:name="Dark List Accent 3" w:uiPriority="274"/>
-    <w:lsdException w:name="Colorful Shading Accent 3" w:uiPriority="275"/>
-    <w:lsdException w:name="Colorful List Accent 3" w:uiPriority="276"/>
-    <w:lsdException w:name="Colorful Grid Accent 3" w:uiPriority="277"/>
-    <w:lsdException w:name="Light Shading Accent 4" w:uiPriority="150"/>
-    <w:lsdException w:name="Light List Accent 4" w:uiPriority="151"/>
-    <w:lsdException w:name="Light Grid Accent 4" w:uiPriority="152"/>
-    <w:lsdException w:name="Medium Shading 1 Accent 4" w:uiPriority="153"/>
-    <w:lsdException w:name="Medium Shading 2 Accent 4" w:uiPriority="256"/>
-    <w:lsdException w:name="Medium List 1 Accent 4" w:uiPriority="257"/>
-    <w:lsdException w:name="Medium List 2 Accent 4" w:uiPriority="258"/>
-    <w:lsdException w:name="Medium Grid 1 Accent 4" w:uiPriority="259"/>
-    <w:lsdException w:name="Medium Grid 2 Accent 4" w:uiPriority="260"/>
-    <w:lsdException w:name="Medium Grid 3 Accent 4" w:uiPriority="261"/>
-    <w:lsdException w:name="Dark List Accent 4" w:uiPriority="274"/>
-    <w:lsdException w:name="Colorful Shading Accent 4" w:uiPriority="275"/>
-    <w:lsdException w:name="Colorful List Accent 4" w:uiPriority="276"/>
-    <w:lsdException w:name="Colorful Grid Accent 4" w:uiPriority="277"/>
-    <w:lsdException w:name="Light Shading Accent 5" w:uiPriority="150"/>
-    <w:lsdException w:name="Light List Accent 5" w:uiPriority="151"/>
-    <w:lsdException w:name="Light Grid Accent 5" w:uiPriority="152"/>
-    <w:lsdException w:name="Medium Shading 1 Accent 5" w:uiPriority="153"/>
-    <w:lsdException w:name="Medium Shading 2 Accent 5" w:uiPriority="256"/>
-    <w:lsdException w:name="Medium List 1 Accent 5" w:uiPriority="257"/>
-    <w:lsdException w:name="Medium List 2 Accent 5" w:uiPriority="258"/>
-    <w:lsdException w:name="Medium Grid 1 Accent 5" w:uiPriority="259"/>
-    <w:lsdException w:name="Medium Grid 2 Accent 5" w:uiPriority="260"/>
-    <w:lsdException w:name="Medium Grid 3 Accent 5" w:uiPriority="261"/>
-    <w:lsdException w:name="Dark List Accent 5" w:uiPriority="274"/>
-    <w:lsdException w:name="Colorful Shading Accent 5" w:uiPriority="275"/>
-    <w:lsdException w:name="Colorful List Accent 5" w:uiPriority="276"/>
-    <w:lsdException w:name="Colorful Grid Accent 5" w:uiPriority="277"/>
-    <w:lsdException w:name="Light Shading Accent 6" w:uiPriority="150"/>
-    <w:lsdException w:name="Light List Accent 6" w:uiPriority="151"/>
-    <w:lsdException w:name="Light Grid Accent 6" w:uiPriority="152"/>
-    <w:lsdException w:name="Medium Shading 1 Accent 6" w:uiPriority="153"/>
-    <w:lsdException w:name="Medium Shading 2 Accent 6" w:uiPriority="256"/>
-    <w:lsdException w:name="Medium List 1 Accent 6" w:uiPriority="257"/>
-    <w:lsdException w:name="Medium List 2 Accent 6" w:uiPriority="258"/>
-    <w:lsdException w:name="Medium Grid 1 Accent 6" w:uiPriority="259"/>
-    <w:lsdException w:name="Medium Grid 2 Accent 6" w:uiPriority="260"/>
-    <w:lsdException w:name="Medium Grid 3 Accent 6" w:uiPriority="261"/>
-    <w:lsdException w:name="Dark List Accent 6" w:uiPriority="274"/>
-    <w:lsdException w:name="Colorful Shading Accent 6" w:uiPriority="275"/>
-    <w:lsdException w:name="Colorful List Accent 6" w:uiPriority="276"/>
-    <w:lsdException w:name="Colorful Grid Accent 6" w:uiPriority="277"/>
-    <w:lsdException w:name="Subtle Emphasis" w:uiPriority="37" w:qFormat="1"/>
-    <w:lsdException w:name="Intense Emphasis" w:uiPriority="51" w:qFormat="1"/>
-    <w:lsdException w:name="Subtle Reference" w:uiPriority="73" w:qFormat="1"/>
-    <w:lsdException w:name="Intense Reference" w:uiPriority="80" w:qFormat="1"/>
-    <w:lsdException w:name="Book Title" w:uiPriority="81" w:qFormat="1"/>
-    <w:lsdException w:name="Bibliography" w:semiHidden="1" w:uiPriority="85" w:unhideWhenUsed="1"/>
-    <w:lsdException w:name="TOC Heading" w:semiHidden="1" w:uiPriority="87" w:unhideWhenUsed="1" w:qFormat="1"/>
-    <w:lsdException w:name="Plain Table 1" w:uiPriority="101"/>
-    <w:lsdException w:name="Plain Table 2" w:uiPriority="102"/>
-    <w:lsdException w:name="Plain Table 3" w:uiPriority="103"/>
-    <w:lsdException w:name="Plain Table 4" w:uiPriority="104"/>
-    <w:lsdException w:name="Plain Table 5" w:uiPriority="105"/>
-    <w:lsdException w:name="Grid Table Light" w:uiPriority="100"/>
-    <w:lsdException w:name="Grid Table 1 Light" w:uiPriority="112"/>
-    <w:lsdException w:name="Grid Table 2" w:uiPriority="113"/>
-    <w:lsdException w:name="Grid Table 3" w:uiPriority="114"/>
-    <w:lsdException w:name="Grid Table 4" w:uiPriority="115"/>
-    <w:lsdException w:name="Grid Table 5 Dark" w:uiPriority="128"/>
-    <w:lsdException w:name="Grid Table 6 Colorful" w:uiPriority="129"/>
-    <w:lsdException w:name="Grid Table 7 Colorful" w:uiPriority="130"/>
-    <w:lsdException w:name="Grid Table 1 Light Accent 1" w:uiPriority="112"/>
-    <w:lsdException w:name="Grid Table 2 Accent 1" w:uiPriority="113"/>
-    <w:lsdException w:name="Grid Table 3 Accent 1" w:uiPriority="114"/>
-    <w:lsdException w:name="Grid Table 4 Accent 1" w:uiPriority="115"/>
-    <w:lsdException w:name="Grid Table 5 Dark Accent 1" w:uiPriority="128"/>
-    <w:lsdException w:name="Grid Table 6 Colorful Accent 1" w:uiPriority="129"/>
-    <w:lsdException w:name="Grid Table 7 Colorful Accent 1" w:uiPriority="130"/>
-    <w:lsdException w:name="Grid Table 1 Light Accent 2" w:uiPriority="112"/>
-    <w:lsdException w:name="Grid Table 2 Accent 2" w:uiPriority="113"/>
-    <w:lsdException w:name="Grid Table 3 Accent 2" w:uiPriority="114"/>
-    <w:lsdException w:name="Grid Table 4 Accent 2" w:uiPriority="115"/>
-    <w:lsdException w:name="Grid Table 5 Dark Accent 2" w:uiPriority="128"/>
-    <w:lsdException w:name="Grid Table 6 Colorful Accent 2" w:uiPriority="129"/>
-    <w:lsdException w:name="Grid Table 7 Colorful Accent 2" w:uiPriority="130"/>
-    <w:lsdException w:name="Grid Table 1 Light Accent 3" w:uiPriority="112"/>
-    <w:lsdException w:name="Grid Table 2 Accent 3" w:uiPriority="113"/>
-    <w:lsdException w:name="Grid Table 3 Accent 3" w:uiPriority="114"/>
-    <w:lsdException w:name="Grid Table 4 Accent 3" w:uiPriority="115"/>
-    <w:lsdException w:name="Grid Table 5 Dark Accent 3" w:uiPriority="128"/>
-    <w:lsdException w:name="Grid Table 6 Colorful Accent 3" w:uiPriority="129"/>
-    <w:lsdException w:name="Grid Table 7 Colorful Accent 3" w:uiPriority="130"/>
-    <w:lsdException w:name="Grid Table 1 Light Accent 4" w:uiPriority="112"/>
-    <w:lsdException w:name="Grid Table 2 Accent 4" w:uiPriority="113"/>
-    <w:lsdException w:name="Grid Table 3 Accent 4" w:uiPriority="114"/>
-    <w:lsdException w:name="Grid Table 4 Accent 4" w:uiPriority="115"/>
-    <w:lsdException w:name="Grid Table 5 Dark Accent 4" w:uiPriority="128"/>
-    <w:lsdException w:name="Grid Table 6 Colorful Accent 4" w:uiPriority="129"/>
-    <w:lsdException w:name="Grid Table 7 Colorful Accent 4" w:uiPriority="130"/>
-    <w:lsdException w:name="Grid Table 1 Light Accent 5" w:uiPriority="112"/>
-    <w:lsdException w:name="Grid Table 2 Accent 5" w:uiPriority="113"/>
-    <w:lsdException w:name="Grid Table 3 Accent 5" w:uiPriority="114"/>
-    <w:lsdException w:name="Grid Table 4 Accent 5" w:uiPriority="115"/>
-    <w:lsdException w:name="Grid Table 5 Dark Accent 5" w:uiPriority="128"/>
-    <w:lsdException w:name="Grid Table 6 Colorful Accent 5" w:uiPriority="129"/>
-    <w:lsdException w:name="Grid Table 7 Colorful Accent 5" w:uiPriority="130"/>
-    <w:lsdException w:name="Grid Table 1 Light Accent 6" w:uiPriority="112"/>
-    <w:lsdException w:name="Grid Table 2 Accent 6" w:uiPriority="113"/>
-    <w:lsdException w:name="Grid Table 3 Accent 6" w:uiPriority="114"/>
-    <w:lsdException w:name="Grid Table 4 Accent 6" w:uiPriority="115"/>
-    <w:lsdException w:name="Grid Table 5 Dark Accent 6" w:uiPriority="128"/>
-    <w:lsdException w:name="Grid Table 6 Colorful Accent 6" w:uiPriority="129"/>
-    <w:lsdException w:name="Grid Table 7 Colorful Accent 6" w:uiPriority="130"/>
-    <w:lsdException w:name="List Table 1 Light" w:uiPriority="112"/>
-    <w:lsdException w:name="List Table 2" w:uiPriority="113"/>
-    <w:lsdException w:name="List Table 3" w:uiPriority="114"/>
-    <w:lsdException w:name="List Table 4" w:uiPriority="115"/>
-    <w:lsdException w:name="List Table 5 Dark" w:uiPriority="128"/>
-    <w:lsdException w:name="List Table 6 Colorful" w:uiPriority="129"/>
-    <w:lsdException w:name="List Table 7 Colorful" w:uiPriority="130"/>
-    <w:lsdException w:name="List Table 1 Light Accent 1" w:uiPriority="112"/>
-    <w:lsdException w:name="List Table 2 Accent 1" w:uiPriority="113"/>
-    <w:lsdException w:name="List Table 3 Accent 1" w:uiPriority="114"/>
-    <w:lsdException w:name="List Table 4 Accent 1" w:uiPriority="115"/>
-    <w:lsdException w:name="List Table 5 Dark Accent 1" w:uiPriority="128"/>
-    <w:lsdException w:name="List Table 6 Colorful Accent 1" w:uiPriority="129"/>
-    <w:lsdException w:name="List Table 7 Colorful Accent 1" w:uiPriority="130"/>
-    <w:lsdException w:name="List Table 1 Light Accent 2" w:uiPriority="112"/>
-    <w:lsdException w:name="List Table 2 Accent 2" w:uiPriority="113"/>
-    <w:lsdException w:name="List Table 3 Accent 2" w:uiPriority="114"/>
-    <w:lsdException w:name="List Table 4 Accent 2" w:uiPriority="115"/>
-    <w:lsdException w:name="List Table 5 Dark Accent 2" w:uiPriority="128"/>
-    <w:lsdException w:name="List Table 6 Colorful Accent 2" w:uiPriority="129"/>
-    <w:lsdException w:name="List Table 7 Colorful Accent 2" w:uiPriority="130"/>
-    <w:lsdException w:name="List Table 1 Light Accent 3" w:uiPriority="112"/>
-    <w:lsdException w:name="List Table 2 Accent 3" w:uiPriority="113"/>
-    <w:lsdException w:name="List Table 3 Accent 3" w:uiPriority="114"/>
-    <w:lsdException w:name="List Table 4 Accent 3" w:uiPriority="115"/>
-    <w:lsdException w:name="List Table 5 Dark Accent 3" w:uiPriority="128"/>
-    <w:lsdException w:name="List Table 6 Colorful Accent 3" w:uiPriority="129"/>
-    <w:lsdException w:name="List Table 7 Colorful Accent 3" w:uiPriority="130"/>
-    <w:lsdException w:name="List Table 1 Light Accent 4" w:uiPriority="112"/>
-    <w:lsdException w:name="List Table 2 Accent 4" w:uiPriority="113"/>
-    <w:lsdException w:name="List Table 3 Accent 4" w:uiPriority="114"/>
-    <w:lsdException w:name="List Table 4 Accent 4" w:uiPriority="115"/>
-    <w:lsdException w:name="List Table 5 Dark Accent 4" w:uiPriority="128"/>
-    <w:lsdException w:name="List Table 6 Colorful Accent 4" w:uiPriority="129"/>
-    <w:lsdException w:name="List Table 7 Colorful Accent 4" w:uiPriority="130"/>
-    <w:lsdException w:name="List Table 1 Light Accent 5" w:uiPriority="112"/>
-    <w:lsdException w:name="List Table 2 Accent 5" w:uiPriority="113"/>
-    <w:lsdException w:name="List Table 3 Accent 5" w:uiPriority="114"/>
-    <w:lsdException w:name="List Table 4 Accent 5" w:uiPriority="115"/>
-    <w:lsdException w:name="List Table 5 Dark Accent 5" w:uiPriority="128"/>
-    <w:lsdException w:name="List Table 6 Colorful Accent 5" w:uiPriority="129"/>
-    <w:lsdException w:name="List Table 7 Colorful Accent 5" w:uiPriority="130"/>
-    <w:lsdException w:name="List Table 1 Light Accent 6" w:uiPriority="112"/>
-    <w:lsdException w:name="List Table 2 Accent 6" w:uiPriority="113"/>
-    <w:lsdException w:name="List Table 3 Accent 6" w:uiPriority="114"/>
-    <w:lsdException w:name="List Table 4 Accent 6" w:uiPriority="115"/>
-    <w:lsdException w:name="List Table 5 Dark Accent 6" w:uiPriority="128"/>
-    <w:lsdException w:name="List Table 6 Colorful Accent 6" w:uiPriority="129"/>
-    <w:lsdException w:name="List Table 7 Colorful Accent 6" w:uiPriority="130"/>
+    <w:lsdException w:name="List Paragraph" w:uiPriority="130" w:qFormat="1"/>
+    <w:lsdException w:name="Quote" w:uiPriority="101" w:qFormat="1"/>
+    <w:lsdException w:name="Intense Quote" w:uiPriority="114" w:qFormat="1"/>
+    <w:lsdException w:name="Medium List 2 Accent 1" w:uiPriority="600"/>
+    <w:lsdException w:name="Medium Grid 1 Accent 1" w:uiPriority="601"/>
+    <w:lsdException w:name="Medium Grid 2 Accent 1" w:uiPriority="608"/>
+    <w:lsdException w:name="Medium Grid 3 Accent 1" w:uiPriority="609"/>
+    <w:lsdException w:name="Dark List Accent 1" w:uiPriority="628"/>
+    <w:lsdException w:name="Colorful Shading Accent 1" w:uiPriority="629"/>
+    <w:lsdException w:name="Colorful List Accent 1" w:uiPriority="630"/>
+    <w:lsdException w:name="Colorful Grid Accent 1" w:uiPriority="631"/>
+    <w:lsdException w:name="Light Shading Accent 2" w:uiPriority="336"/>
+    <w:lsdException w:name="Light List Accent 2" w:uiPriority="337"/>
+    <w:lsdException w:name="Light Grid Accent 2" w:uiPriority="338"/>
+    <w:lsdException w:name="Medium Shading 1 Accent 2" w:uiPriority="339"/>
+    <w:lsdException w:name="Medium Shading 2 Accent 2" w:uiPriority="598"/>
+    <w:lsdException w:name="Medium List 1 Accent 2" w:uiPriority="599"/>
+    <w:lsdException w:name="Medium List 2 Accent 2" w:uiPriority="600"/>
+    <w:lsdException w:name="Medium Grid 1 Accent 2" w:uiPriority="601"/>
+    <w:lsdException w:name="Medium Grid 2 Accent 2" w:uiPriority="608"/>
+    <w:lsdException w:name="Medium Grid 3 Accent 2" w:uiPriority="609"/>
+    <w:lsdException w:name="Dark List Accent 2" w:uiPriority="628"/>
+    <w:lsdException w:name="Colorful Shading Accent 2" w:uiPriority="629"/>
+    <w:lsdException w:name="Colorful List Accent 2" w:uiPriority="630"/>
+    <w:lsdException w:name="Colorful Grid Accent 2" w:uiPriority="631"/>
+    <w:lsdException w:name="Light Shading Accent 3" w:uiPriority="336"/>
+    <w:lsdException w:name="Light List Accent 3" w:uiPriority="337"/>
+    <w:lsdException w:name="Light Grid Accent 3" w:uiPriority="338"/>
+    <w:lsdException w:name="Medium Shading 1 Accent 3" w:uiPriority="339"/>
+    <w:lsdException w:name="Medium Shading 2 Accent 3" w:uiPriority="598"/>
+    <w:lsdException w:name="Medium List 1 Accent 3" w:uiPriority="599"/>
+    <w:lsdException w:name="Medium List 2 Accent 3" w:uiPriority="600"/>
+    <w:lsdException w:name="Medium Grid 1 Accent 3" w:uiPriority="601"/>
+    <w:lsdException w:name="Medium Grid 2 Accent 3" w:uiPriority="608"/>
+    <w:lsdException w:name="Medium Grid 3 Accent 3" w:uiPriority="609"/>
+    <w:lsdException w:name="Dark List Accent 3" w:uiPriority="628"/>
+    <w:lsdException w:name="Colorful Shading Accent 3" w:uiPriority="629"/>
+    <w:lsdException w:name="Colorful List Accent 3" w:uiPriority="630"/>
+    <w:lsdException w:name="Colorful Grid Accent 3" w:uiPriority="631"/>
+    <w:lsdException w:name="Light Shading Accent 4" w:uiPriority="336"/>
+    <w:lsdException w:name="Light List Accent 4" w:uiPriority="337"/>
+    <w:lsdException w:name="Light Grid Accent 4" w:uiPriority="338"/>
+    <w:lsdException w:name="Medium Shading 1 Accent 4" w:uiPriority="339"/>
+    <w:lsdException w:name="Medium Shading 2 Accent 4" w:uiPriority="598"/>
+    <w:lsdException w:name="Medium List 1 Accent 4" w:uiPriority="599"/>
+    <w:lsdException w:name="Medium List 2 Accent 4" w:uiPriority="600"/>
+    <w:lsdException w:name="Medium Grid 1 Accent 4" w:uiPriority="601"/>
+    <w:lsdException w:name="Medium Grid 2 Accent 4" w:uiPriority="608"/>
+    <w:lsdException w:name="Medium Grid 3 Accent 4" w:uiPriority="609"/>
+    <w:lsdException w:name="Dark List Accent 4" w:uiPriority="628"/>
+    <w:lsdException w:name="Colorful Shading Accent 4" w:uiPriority="629"/>
+    <w:lsdException w:name="Colorful List Accent 4" w:uiPriority="630"/>
+    <w:lsdException w:name="Colorful Grid Accent 4" w:uiPriority="631"/>
+    <w:lsdException w:name="Light Shading Accent 5" w:uiPriority="336"/>
+    <w:lsdException w:name="Light List Accent 5" w:uiPriority="337"/>
+    <w:lsdException w:name="Light Grid Accent 5" w:uiPriority="338"/>
+    <w:lsdException w:name="Medium Shading 1 Accent 5" w:uiPriority="339"/>
+    <w:lsdException w:name="Medium Shading 2 Accent 5" w:uiPriority="598"/>
+    <w:lsdException w:name="Medium List 1 Accent 5" w:uiPriority="599"/>
+    <w:lsdException w:name="Medium List 2 Accent 5" w:uiPriority="600"/>
+    <w:lsdException w:name="Medium Grid 1 Accent 5" w:uiPriority="601"/>
+    <w:lsdException w:name="Medium Grid 2 Accent 5" w:uiPriority="608"/>
+    <w:lsdException w:name="Medium Grid 3 Accent 5" w:uiPriority="609"/>
+    <w:lsdException w:name="Dark List Accent 5" w:uiPriority="628"/>
+    <w:lsdException w:name="Colorful Shading Accent 5" w:uiPriority="629"/>
+    <w:lsdException w:name="Colorful List Accent 5" w:uiPriority="630"/>
+    <w:lsdException w:name="Colorful Grid Accent 5" w:uiPriority="631"/>
+    <w:lsdException w:name="Light Shading Accent 6" w:uiPriority="336"/>
+    <w:lsdException w:name="Light List Accent 6" w:uiPriority="337"/>
+    <w:lsdException w:name="Light Grid Accent 6" w:uiPriority="338"/>
+    <w:lsdException w:name="Medium Shading 1 Accent 6" w:uiPriority="339"/>
+    <w:lsdException w:name="Medium Shading 2 Accent 6" w:uiPriority="598"/>
+    <w:lsdException w:name="Medium List 1 Accent 6" w:uiPriority="599"/>
+    <w:lsdException w:name="Medium List 2 Accent 6" w:uiPriority="600"/>
+    <w:lsdException w:name="Medium Grid 1 Accent 6" w:uiPriority="601"/>
+    <w:lsdException w:name="Medium Grid 2 Accent 6" w:uiPriority="608"/>
+    <w:lsdException w:name="Medium Grid 3 Accent 6" w:uiPriority="609"/>
+    <w:lsdException w:name="Dark List Accent 6" w:uiPriority="628"/>
+    <w:lsdException w:name="Colorful Shading Accent 6" w:uiPriority="629"/>
+    <w:lsdException w:name="Colorful List Accent 6" w:uiPriority="630"/>
+    <w:lsdException w:name="Colorful Grid Accent 6" w:uiPriority="631"/>
+    <w:lsdException w:name="Subtle Emphasis" w:uiPriority="55" w:qFormat="1"/>
+    <w:lsdException w:name="Intense Emphasis" w:uiPriority="81" w:qFormat="1"/>
+    <w:lsdException w:name="Subtle Reference" w:uiPriority="115" w:qFormat="1"/>
+    <w:lsdException w:name="Intense Reference" w:uiPriority="128" w:qFormat="1"/>
+    <w:lsdException w:name="Book Title" w:uiPriority="129" w:qFormat="1"/>
+    <w:lsdException w:name="Bibliography" w:semiHidden="1" w:uiPriority="133" w:unhideWhenUsed="1"/>
+    <w:lsdException w:name="TOC Heading" w:semiHidden="1" w:uiPriority="135" w:unhideWhenUsed="1" w:qFormat="1"/>
+    <w:lsdException w:name="Plain Table 1" w:uiPriority="257"/>
+    <w:lsdException w:name="Plain Table 2" w:uiPriority="258"/>
+    <w:lsdException w:name="Plain Table 3" w:uiPriority="259"/>
+    <w:lsdException w:name="Plain Table 4" w:uiPriority="260"/>
+    <w:lsdException w:name="Plain Table 5" w:uiPriority="261"/>
+    <w:lsdException w:name="Grid Table Light" w:uiPriority="256"/>
+    <w:lsdException w:name="Grid Table 1 Light" w:uiPriority="274"/>
+    <w:lsdException w:name="Grid Table 2" w:uiPriority="275"/>
+    <w:lsdException w:name="Grid Table 3" w:uiPriority="276"/>
+    <w:lsdException w:name="Grid Table 4" w:uiPriority="277"/>
+    <w:lsdException w:name="Grid Table 5 Dark" w:uiPriority="296"/>
+    <w:lsdException w:name="Grid Table 6 Colorful" w:uiPriority="297"/>
+    <w:lsdException w:name="Grid Table 7 Colorful" w:uiPriority="304"/>
+    <w:lsdException w:name="Grid Table 1 Light Accent 1" w:uiPriority="274"/>
+    <w:lsdException w:name="Grid Table 2 Accent 1" w:uiPriority="275"/>
+    <w:lsdException w:name="Grid Table 3 Accent 1" w:uiPriority="276"/>
+    <w:lsdException w:name="Grid Table 4 Accent 1" w:uiPriority="277"/>
+    <w:lsdException w:name="Grid Table 5 Dark Accent 1" w:uiPriority="296"/>
+    <w:lsdException w:name="Grid Table 6 Colorful Accent 1" w:uiPriority="297"/>
+    <w:lsdException w:name="Grid Table 7 Colorful Accent 1" w:uiPriority="304"/>
+    <w:lsdException w:name="Grid Table 1 Light Accent 2" w:uiPriority="274"/>
+    <w:lsdException w:name="Grid Table 2 Accent 2" w:uiPriority="275"/>
+    <w:lsdException w:name="Grid Table 3 Accent 2" w:uiPriority="276"/>
+    <w:lsdException w:name="Grid Table 4 Accent 2" w:uiPriority="277"/>
+    <w:lsdException w:name="Grid Table 5 Dark Accent 2" w:uiPriority="296"/>
+    <w:lsdException w:name="Grid Table 6 Colorful Accent 2" w:uiPriority="297"/>
+    <w:lsdException w:name="Grid Table 7 Colorful Accent 2" w:uiPriority="304"/>
+    <w:lsdException w:name="Grid Table 1 Light Accent 3" w:uiPriority="274"/>
+    <w:lsdException w:name="Grid Table 2 Accent 3" w:uiPriority="275"/>
+    <w:lsdException w:name="Grid Table 3 Accent 3" w:uiPriority="276"/>
+    <w:lsdException w:name="Grid Table 4 Accent 3" w:uiPriority="277"/>
+    <w:lsdException w:name="Grid Table 5 Dark Accent 3" w:uiPriority="296"/>
+    <w:lsdException w:name="Grid Table 6 Colorful Accent 3" w:uiPriority="297"/>
+    <w:lsdException w:name="Grid Table 7 Colorful Accent 3" w:uiPriority="304"/>
+    <w:lsdException w:name="Grid Table 1 Light Accent 4" w:uiPriority="274"/>
+    <w:lsdException w:name="Grid Table 2 Accent 4" w:uiPriority="275"/>
+    <w:lsdException w:name="Grid Table 3 Accent 4" w:uiPriority="276"/>
+    <w:lsdException w:name="Grid Table 4 Accent 4" w:uiPriority="277"/>
+    <w:lsdException w:name="Grid Table 5 Dark Accent 4" w:uiPriority="296"/>
+    <w:lsdException w:name="Grid Table 6 Colorful Accent 4" w:uiPriority="297"/>
+    <w:lsdException w:name="Grid Table 7 Colorful Accent 4" w:uiPriority="304"/>
+    <w:lsdException w:name="Grid Table 1 Light Accent 5" w:uiPriority="274"/>
+    <w:lsdException w:name="Grid Table 2 Accent 5" w:uiPriority="275"/>
+    <w:lsdException w:name="Grid Table 3 Accent 5" w:uiPriority="276"/>
+    <w:lsdException w:name="Grid Table 4 Accent 5" w:uiPriority="277"/>
+    <w:lsdException w:name="Grid Table 5 Dark Accent 5" w:uiPriority="296"/>
+    <w:lsdException w:name="Grid Table 6 Colorful Accent 5" w:uiPriority="297"/>
+    <w:lsdException w:name="Grid Table 7 Colorful Accent 5" w:uiPriority="304"/>
+    <w:lsdException w:name="Grid Table 1 Light Accent 6" w:uiPriority="274"/>
+    <w:lsdException w:name="Grid Table 2 Accent 6" w:uiPriority="275"/>
+    <w:lsdException w:name="Grid Table 3 Accent 6" w:uiPriority="276"/>
+    <w:lsdException w:name="Grid Table 4 Accent 6" w:uiPriority="277"/>
+    <w:lsdException w:name="Grid Table 5 Dark Accent 6" w:uiPriority="296"/>
+    <w:lsdException w:name="Grid Table 6 Colorful Accent 6" w:uiPriority="297"/>
+    <w:lsdException w:name="Grid Table 7 Colorful Accent 6" w:uiPriority="304"/>
+    <w:lsdException w:name="List Table 1 Light" w:uiPriority="274"/>
+    <w:lsdException w:name="List Table 2" w:uiPriority="275"/>
+    <w:lsdException w:name="List Table 3" w:uiPriority="276"/>
+    <w:lsdException w:name="List Table 4" w:uiPriority="277"/>
+    <w:lsdException w:name="List Table 5 Dark" w:uiPriority="296"/>
+    <w:lsdException w:name="List Table 6 Colorful" w:uiPriority="297"/>
+    <w:lsdException w:name="List Table 7 Colorful" w:uiPriority="304"/>
+    <w:lsdException w:name="List Table 1 Light Accent 1" w:uiPriority="274"/>
+    <w:lsdException w:name="List Table 2 Accent 1" w:uiPriority="275"/>
+    <w:lsdException w:name="List Table 3 Accent 1" w:uiPriority="276"/>
+    <w:lsdException w:name="List Table 4 Accent 1" w:uiPriority="277"/>
+    <w:lsdException w:name="List Table 5 Dark Accent 1" w:uiPriority="296"/>
+    <w:lsdException w:name="List Table 6 Colorful Accent 1" w:uiPriority="297"/>
+    <w:lsdException w:name="List Table 7 Colorful Accent 1" w:uiPriority="304"/>
+    <w:lsdException w:name="List Table 1 Light Accent 2" w:uiPriority="274"/>
+    <w:lsdException w:name="List Table 2 Accent 2" w:uiPriority="275"/>
+    <w:lsdException w:name="List Table 3 Accent 2" w:uiPriority="276"/>
+    <w:lsdException w:name="List Table 4 Accent 2" w:uiPriority="277"/>
+    <w:lsdException w:name="List Table 5 Dark Accent 2" w:uiPriority="296"/>
+    <w:lsdException w:name="List Table 6 Colorful Accent 2" w:uiPriority="297"/>
+    <w:lsdException w:name="List Table 7 Colorful Accent 2" w:uiPriority="304"/>
+    <w:lsdException w:name="List Table 1 Light Accent 3" w:uiPriority="274"/>
+    <w:lsdException w:name="List Table 2 Accent 3" w:uiPriority="275"/>
+    <w:lsdException w:name="List Table 3 Accent 3" w:uiPriority="276"/>
+    <w:lsdException w:name="List Table 4 Accent 3" w:uiPriority="277"/>
+    <w:lsdException w:name="List Table 5 Dark Accent 3" w:uiPriority="296"/>
+    <w:lsdException w:name="List Table 6 Colorful Accent 3" w:uiPriority="297"/>
+    <w:lsdException w:name="List Table 7 Colorful Accent 3" w:uiPriority="304"/>
+    <w:lsdException w:name="List Table 1 Light Accent 4" w:uiPriority="274"/>
+    <w:lsdException w:name="List Table 2 Accent 4" w:uiPriority="275"/>
+    <w:lsdException w:name="List Table 3 Accent 4" w:uiPriority="276"/>
+    <w:lsdException w:name="List Table 4 Accent 4" w:uiPriority="277"/>
+    <w:lsdException w:name="List Table 5 Dark Accent 4" w:uiPriority="296"/>
+    <w:lsdException w:name="List Table 6 Colorful Accent 4" w:uiPriority="297"/>
+    <w:lsdException w:name="List Table 7 Colorful Accent 4" w:uiPriority="304"/>
+    <w:lsdException w:name="List Table 1 Light Accent 5" w:uiPriority="274"/>
+    <w:lsdException w:name="List Table 2 Accent 5" w:uiPriority="275"/>
+    <w:lsdException w:name="List Table 3 Accent 5" w:uiPriority="276"/>
+    <w:lsdException w:name="List Table 4 Accent 5" w:uiPriority="277"/>
+    <w:lsdException w:name="List Table 5 Dark Accent 5" w:uiPriority="296"/>
+    <w:lsdException w:name="List Table 6 Colorful Accent 5" w:uiPriority="297"/>
+    <w:lsdException w:name="List Table 7 Colorful Accent 5" w:uiPriority="304"/>
+    <w:lsdException w:name="List Table 1 Light Accent 6" w:uiPriority="274"/>
+    <w:lsdException w:name="List Table 2 Accent 6" w:uiPriority="275"/>
+    <w:lsdException w:name="List Table 3 Accent 6" w:uiPriority="276"/>
+    <w:lsdException w:name="List Table 4 Accent 6" w:uiPriority="277"/>
+    <w:lsdException w:name="List Table 5 Dark Accent 6" w:uiPriority="296"/>
+    <w:lsdException w:name="List Table 6 Colorful Accent 6" w:uiPriority="297"/>
+    <w:lsdException w:name="List Table 7 Colorful Accent 6" w:uiPriority="304"/>
   </w:latentStyles>
   <w:style w:type="paragraph" w:styleId="Title">
     <w:name w:val="Title"/>

--- a/usecase descriptions(정원영).docx
+++ b/usecase descriptions(정원영).docx
@@ -613,7 +613,23 @@
                 <w:sz w:val="19"/>
                 <w:szCs w:val="19"/>
               </w:rPr>
-              <w:t>2. 로그아웃 확인 다이얼로그를 표시한다.</w:t>
+              <w:t xml:space="preserve">2. 로그아웃 확인 </w:t>
+            </w:r>
+            <w:r>
+              <w:rPr>
+                <w:lang w:eastAsia="ko-KR"/>
+                <w:sz w:val="19"/>
+                <w:szCs w:val="19"/>
+                <w:rtl w:val="off"/>
+              </w:rPr>
+              <w:t>메시지를</w:t>
+            </w:r>
+            <w:r>
+              <w:rPr>
+                <w:sz w:val="19"/>
+                <w:szCs w:val="19"/>
+              </w:rPr>
+              <w:t xml:space="preserve"> 표시한다.</w:t>
             </w:r>
           </w:p>
         </w:tc>
@@ -802,7 +818,23 @@
           <w:sz w:val="19"/>
           <w:szCs w:val="19"/>
         </w:rPr>
-        <w:t>Step 3. 사용자가 취소 버튼을 누르면: 시스템이 다이얼로그를 닫고 이전 화면을 그대로 유지한다. 로그아웃은 진행되지 않는다.</w:t>
+        <w:t xml:space="preserve">Step 3. 사용자가 취소 버튼을 누르면: 시스템이 </w:t>
+      </w:r>
+      <w:r>
+        <w:rPr>
+          <w:lang w:eastAsia="ko-KR"/>
+          <w:sz w:val="19"/>
+          <w:szCs w:val="19"/>
+          <w:rtl w:val="off"/>
+        </w:rPr>
+        <w:t>확인 메시지</w:t>
+      </w:r>
+      <w:r>
+        <w:rPr>
+          <w:sz w:val="19"/>
+          <w:szCs w:val="19"/>
+        </w:rPr>
+        <w:t>를 닫고 이전 화면을 그대로 유지한다. 로그아웃은 진행되지 않는다.</w:t>
       </w:r>
     </w:p>
     <w:p>
@@ -1549,7 +1581,23 @@
                 <w:sz w:val="19"/>
                 <w:szCs w:val="19"/>
               </w:rPr>
-              <w:t>4. 삭제 확인 다이얼로그를 표시한다.</w:t>
+              <w:t xml:space="preserve">4. 삭제 확인 </w:t>
+            </w:r>
+            <w:r>
+              <w:rPr>
+                <w:lang w:eastAsia="ko-KR"/>
+                <w:sz w:val="19"/>
+                <w:szCs w:val="19"/>
+                <w:rtl w:val="off"/>
+              </w:rPr>
+              <w:t>팝업을</w:t>
+            </w:r>
+            <w:r>
+              <w:rPr>
+                <w:sz w:val="19"/>
+                <w:szCs w:val="19"/>
+              </w:rPr>
+              <w:t xml:space="preserve"> 표시한다.</w:t>
             </w:r>
           </w:p>
         </w:tc>
@@ -1580,7 +1628,23 @@
                 <w:sz w:val="19"/>
                 <w:szCs w:val="19"/>
               </w:rPr>
-              <w:t>5. 확인 다이얼로그에서 삭제 버튼을 누른다.</w:t>
+              <w:t xml:space="preserve">5. </w:t>
+            </w:r>
+            <w:r>
+              <w:rPr>
+                <w:lang w:eastAsia="ko-KR"/>
+                <w:sz w:val="19"/>
+                <w:szCs w:val="19"/>
+                <w:rtl w:val="off"/>
+              </w:rPr>
+              <w:t>사용자가 팝업의</w:t>
+            </w:r>
+            <w:r>
+              <w:rPr>
+                <w:sz w:val="19"/>
+                <w:szCs w:val="19"/>
+              </w:rPr>
+              <w:t xml:space="preserve"> 삭제 버튼을 누른다.</w:t>
             </w:r>
           </w:p>
         </w:tc>
@@ -1708,7 +1772,23 @@
                 <w:sz w:val="19"/>
                 <w:szCs w:val="19"/>
               </w:rPr>
-              <w:t>7. 갱신된 설문 리스트를 표시한다.</w:t>
+              <w:t xml:space="preserve">7. </w:t>
+            </w:r>
+            <w:r>
+              <w:rPr>
+                <w:lang w:eastAsia="ko-KR"/>
+                <w:sz w:val="19"/>
+                <w:szCs w:val="19"/>
+                <w:rtl w:val="off"/>
+              </w:rPr>
+              <w:t xml:space="preserve">팝업을 닫고 </w:t>
+            </w:r>
+            <w:r>
+              <w:rPr>
+                <w:sz w:val="19"/>
+                <w:szCs w:val="19"/>
+              </w:rPr>
+              <w:t>갱신된 설문 리스트를 표시한다.</w:t>
             </w:r>
           </w:p>
         </w:tc>
@@ -1751,7 +1831,39 @@
           <w:sz w:val="19"/>
           <w:szCs w:val="19"/>
         </w:rPr>
-        <w:t>[Extension - 설문 삭제] Step 5. 사용자가 취소 버튼을 누르면: 시스템이 다이얼로그를 닫고 리스트 화면을 그대로 유지한다. 삭제는 진행되지 않는다.</w:t>
+        <w:t xml:space="preserve">[Extension - 설문 삭제] Step 5. 사용자가 </w:t>
+      </w:r>
+      <w:r>
+        <w:rPr>
+          <w:lang w:eastAsia="ko-KR"/>
+          <w:sz w:val="19"/>
+          <w:szCs w:val="19"/>
+          <w:rtl w:val="off"/>
+        </w:rPr>
+        <w:t xml:space="preserve">팝업의 </w:t>
+      </w:r>
+      <w:r>
+        <w:rPr>
+          <w:sz w:val="19"/>
+          <w:szCs w:val="19"/>
+        </w:rPr>
+        <w:t xml:space="preserve">취소 버튼을 누르면: 시스템이 </w:t>
+      </w:r>
+      <w:r>
+        <w:rPr>
+          <w:lang w:eastAsia="ko-KR"/>
+          <w:sz w:val="19"/>
+          <w:szCs w:val="19"/>
+          <w:rtl w:val="off"/>
+        </w:rPr>
+        <w:t>팝업을</w:t>
+      </w:r>
+      <w:r>
+        <w:rPr>
+          <w:sz w:val="19"/>
+          <w:szCs w:val="19"/>
+        </w:rPr>
+        <w:t xml:space="preserve"> 닫고 리스트 화면을 그대로 유지한다. 삭제는 진행되지 않는다.</w:t>
       </w:r>
     </w:p>
     <w:sectPr>
@@ -1798,22 +1910,22 @@
     <w:lsdException w:name="index 7" w:semiHidden="1" w:unhideWhenUsed="1"/>
     <w:lsdException w:name="index 8" w:semiHidden="1" w:unhideWhenUsed="1"/>
     <w:lsdException w:name="index 9" w:semiHidden="1" w:unhideWhenUsed="1"/>
-    <w:lsdException w:name="toc 1" w:semiHidden="1" w:uiPriority="87" w:unhideWhenUsed="1"/>
-    <w:lsdException w:name="toc 2" w:semiHidden="1" w:uiPriority="87" w:unhideWhenUsed="1"/>
-    <w:lsdException w:name="toc 3" w:semiHidden="1" w:uiPriority="87" w:unhideWhenUsed="1"/>
-    <w:lsdException w:name="toc 4" w:semiHidden="1" w:uiPriority="87" w:unhideWhenUsed="1"/>
-    <w:lsdException w:name="toc 5" w:semiHidden="1" w:uiPriority="87" w:unhideWhenUsed="1"/>
-    <w:lsdException w:name="toc 6" w:semiHidden="1" w:uiPriority="87" w:unhideWhenUsed="1"/>
-    <w:lsdException w:name="toc 7" w:semiHidden="1" w:uiPriority="87" w:unhideWhenUsed="1"/>
-    <w:lsdException w:name="toc 8" w:semiHidden="1" w:uiPriority="87" w:unhideWhenUsed="1"/>
-    <w:lsdException w:name="toc 9" w:semiHidden="1" w:uiPriority="87" w:unhideWhenUsed="1"/>
+    <w:lsdException w:name="toc 1" w:semiHidden="1" w:uiPriority="777" w:unhideWhenUsed="1"/>
+    <w:lsdException w:name="toc 2" w:semiHidden="1" w:uiPriority="777" w:unhideWhenUsed="1"/>
+    <w:lsdException w:name="toc 3" w:semiHidden="1" w:uiPriority="777" w:unhideWhenUsed="1"/>
+    <w:lsdException w:name="toc 4" w:semiHidden="1" w:uiPriority="777" w:unhideWhenUsed="1"/>
+    <w:lsdException w:name="toc 5" w:semiHidden="1" w:uiPriority="777" w:unhideWhenUsed="1"/>
+    <w:lsdException w:name="toc 6" w:semiHidden="1" w:uiPriority="777" w:unhideWhenUsed="1"/>
+    <w:lsdException w:name="toc 7" w:semiHidden="1" w:uiPriority="777" w:unhideWhenUsed="1"/>
+    <w:lsdException w:name="toc 8" w:semiHidden="1" w:uiPriority="777" w:unhideWhenUsed="1"/>
+    <w:lsdException w:name="toc 9" w:semiHidden="1" w:uiPriority="777" w:unhideWhenUsed="1"/>
     <w:lsdException w:name="Normal Indent" w:semiHidden="1" w:unhideWhenUsed="1"/>
     <w:lsdException w:name="footnote text" w:semiHidden="1" w:unhideWhenUsed="1"/>
     <w:lsdException w:name="annotation text" w:semiHidden="1" w:unhideWhenUsed="1"/>
     <w:lsdException w:name="header" w:semiHidden="1" w:unhideWhenUsed="1"/>
     <w:lsdException w:name="footer" w:semiHidden="1" w:unhideWhenUsed="1"/>
     <w:lsdException w:name="index heading" w:semiHidden="1" w:unhideWhenUsed="1"/>
-    <w:lsdException w:name="caption" w:semiHidden="1" w:uiPriority="83" w:unhideWhenUsed="1" w:qFormat="1"/>
+    <w:lsdException w:name="caption" w:semiHidden="1" w:uiPriority="773" w:unhideWhenUsed="1" w:qFormat="1"/>
     <w:lsdException w:name="table of figures" w:semiHidden="1" w:unhideWhenUsed="1"/>
     <w:lsdException w:name="envelope address" w:semiHidden="1" w:unhideWhenUsed="1"/>
     <w:lsdException w:name="envelope return" w:semiHidden="1" w:unhideWhenUsed="1"/>
@@ -1841,7 +1953,7 @@
     <w:lsdException w:name="List Number 3" w:semiHidden="1" w:unhideWhenUsed="1"/>
     <w:lsdException w:name="List Number 4" w:semiHidden="1" w:unhideWhenUsed="1"/>
     <w:lsdException w:name="List Number 5" w:semiHidden="1" w:unhideWhenUsed="1"/>
-    <w:lsdException w:name="Title" w:uiPriority="22" w:qFormat="1"/>
+    <w:lsdException w:name="Title" w:uiPriority="82" w:qFormat="1"/>
     <w:lsdException w:name="Closing" w:semiHidden="1" w:unhideWhenUsed="1"/>
     <w:lsdException w:name="Signature" w:semiHidden="1" w:unhideWhenUsed="1"/>
     <w:lsdException w:name="Default Paragraph Font" w:semiHidden="1" w:uiPriority="1" w:unhideWhenUsed="1"/>
@@ -1853,7 +1965,7 @@
     <w:lsdException w:name="List Continue 4" w:semiHidden="1" w:unhideWhenUsed="1"/>
     <w:lsdException w:name="List Continue 5" w:semiHidden="1" w:unhideWhenUsed="1"/>
     <w:lsdException w:name="Message Header" w:semiHidden="1" w:unhideWhenUsed="1"/>
-    <w:lsdException w:name="Subtitle" w:uiPriority="23" w:qFormat="1"/>
+    <w:lsdException w:name="Subtitle" w:uiPriority="83" w:qFormat="1"/>
     <w:lsdException w:name="Salutation" w:semiHidden="1" w:unhideWhenUsed="1"/>
     <w:lsdException w:name="Date" w:semiHidden="1" w:unhideWhenUsed="1"/>
     <w:lsdException w:name="Body Text First Indent" w:semiHidden="1" w:unhideWhenUsed="1"/>
@@ -1866,8 +1978,8 @@
     <w:lsdException w:name="Block Text" w:semiHidden="1" w:unhideWhenUsed="1"/>
     <w:lsdException w:name="Hyperlink" w:semiHidden="1" w:unhideWhenUsed="1"/>
     <w:lsdException w:name="FollowedHyperlink" w:semiHidden="1" w:unhideWhenUsed="1"/>
-    <w:lsdException w:name="Strong" w:uiPriority="52" w:qFormat="1"/>
-    <w:lsdException w:name="Emphasis" w:uiPriority="50" w:qFormat="1"/>
+    <w:lsdException w:name="Strong" w:uiPriority="304" w:qFormat="1"/>
+    <w:lsdException w:name="Emphasis" w:uiPriority="296" w:qFormat="1"/>
     <w:lsdException w:name="Document Map" w:semiHidden="1" w:unhideWhenUsed="1"/>
     <w:lsdException w:name="Plain Text" w:semiHidden="1" w:unhideWhenUsed="1"/>
     <w:lsdException w:name="E-mail Signature" w:semiHidden="1" w:unhideWhenUsed="1"/>
@@ -1933,223 +2045,223 @@
     <w:lsdException w:name="Table Web 2" w:semiHidden="1" w:unhideWhenUsed="1"/>
     <w:lsdException w:name="Table Web 3" w:semiHidden="1" w:unhideWhenUsed="1"/>
     <w:lsdException w:name="Balloon Text" w:semiHidden="1" w:unhideWhenUsed="1"/>
-    <w:lsdException w:name="Table Grid" w:uiPriority="87"/>
+    <w:lsdException w:name="Table Grid" w:uiPriority="777"/>
     <w:lsdException w:name="Table Theme" w:semiHidden="1" w:unhideWhenUsed="1"/>
     <w:lsdException w:name="Placeholder Text" w:semiHidden="1"/>
     <w:lsdException w:name="No Spacing" w:uiPriority="1" w:qFormat="1"/>
-    <w:lsdException w:name="Light Shading" w:uiPriority="150"/>
-    <w:lsdException w:name="Light List" w:uiPriority="151"/>
-    <w:lsdException w:name="Light Grid" w:uiPriority="152"/>
-    <w:lsdException w:name="Medium Shading 1" w:uiPriority="153"/>
-    <w:lsdException w:name="Medium Shading 2" w:uiPriority="256"/>
-    <w:lsdException w:name="Medium List 1" w:uiPriority="257"/>
-    <w:lsdException w:name="Medium List 2" w:uiPriority="258"/>
-    <w:lsdException w:name="Medium Grid 1" w:uiPriority="259"/>
-    <w:lsdException w:name="Medium Grid 2" w:uiPriority="260"/>
-    <w:lsdException w:name="Medium Grid 3" w:uiPriority="261"/>
-    <w:lsdException w:name="Dark List" w:uiPriority="274"/>
-    <w:lsdException w:name="Colorful Shading" w:uiPriority="275"/>
-    <w:lsdException w:name="Colorful List" w:uiPriority="276"/>
-    <w:lsdException w:name="Colorful Grid" w:uiPriority="277"/>
-    <w:lsdException w:name="Light Shading Accent 1" w:uiPriority="150"/>
-    <w:lsdException w:name="Light List Accent 1" w:uiPriority="151"/>
-    <w:lsdException w:name="Light Grid Accent 1" w:uiPriority="152"/>
-    <w:lsdException w:name="Medium Shading 1 Accent 1" w:uiPriority="153"/>
-    <w:lsdException w:name="Medium Shading 2 Accent 1" w:uiPriority="256"/>
-    <w:lsdException w:name="Medium List 1 Accent 1" w:uiPriority="257"/>
+    <w:lsdException w:name="Light Shading" w:uiPriority="2082"/>
+    <w:lsdException w:name="Light List" w:uiPriority="2083"/>
+    <w:lsdException w:name="Light Grid" w:uiPriority="2084"/>
+    <w:lsdException w:name="Medium Shading 1" w:uiPriority="2085"/>
+    <w:lsdException w:name="Medium Shading 2" w:uiPriority="5170"/>
+    <w:lsdException w:name="Medium List 1" w:uiPriority="5171"/>
+    <w:lsdException w:name="Medium List 2" w:uiPriority="5430"/>
+    <w:lsdException w:name="Medium Grid 1" w:uiPriority="5431"/>
+    <w:lsdException w:name="Medium Grid 2" w:uiPriority="5444"/>
+    <w:lsdException w:name="Medium Grid 3" w:uiPriority="5445"/>
+    <w:lsdException w:name="Dark List" w:uiPriority="5494"/>
+    <w:lsdException w:name="Colorful Shading" w:uiPriority="5495"/>
+    <w:lsdException w:name="Colorful List" w:uiPriority="5508"/>
+    <w:lsdException w:name="Colorful Grid" w:uiPriority="5509"/>
+    <w:lsdException w:name="Light Shading Accent 1" w:uiPriority="2082"/>
+    <w:lsdException w:name="Light List Accent 1" w:uiPriority="2083"/>
+    <w:lsdException w:name="Light Grid Accent 1" w:uiPriority="2084"/>
+    <w:lsdException w:name="Medium Shading 1 Accent 1" w:uiPriority="2085"/>
+    <w:lsdException w:name="Medium Shading 2 Accent 1" w:uiPriority="5170"/>
+    <w:lsdException w:name="Medium List 1 Accent 1" w:uiPriority="5171"/>
     <w:lsdException w:name="Revision" w:semiHidden="1"/>
-    <w:lsdException w:name="List Paragraph" w:uiPriority="82" w:qFormat="1"/>
-    <w:lsdException w:name="Quote" w:uiPriority="65" w:qFormat="1"/>
-    <w:lsdException w:name="Intense Quote" w:uiPriority="72" w:qFormat="1"/>
-    <w:lsdException w:name="Medium List 2 Accent 1" w:uiPriority="258"/>
-    <w:lsdException w:name="Medium Grid 1 Accent 1" w:uiPriority="259"/>
-    <w:lsdException w:name="Medium Grid 2 Accent 1" w:uiPriority="260"/>
-    <w:lsdException w:name="Medium Grid 3 Accent 1" w:uiPriority="261"/>
-    <w:lsdException w:name="Dark List Accent 1" w:uiPriority="274"/>
-    <w:lsdException w:name="Colorful Shading Accent 1" w:uiPriority="275"/>
-    <w:lsdException w:name="Colorful List Accent 1" w:uiPriority="276"/>
-    <w:lsdException w:name="Colorful Grid Accent 1" w:uiPriority="277"/>
-    <w:lsdException w:name="Light Shading Accent 2" w:uiPriority="150"/>
-    <w:lsdException w:name="Light List Accent 2" w:uiPriority="151"/>
-    <w:lsdException w:name="Light Grid Accent 2" w:uiPriority="152"/>
-    <w:lsdException w:name="Medium Shading 1 Accent 2" w:uiPriority="153"/>
-    <w:lsdException w:name="Medium Shading 2 Accent 2" w:uiPriority="256"/>
-    <w:lsdException w:name="Medium List 1 Accent 2" w:uiPriority="257"/>
-    <w:lsdException w:name="Medium List 2 Accent 2" w:uiPriority="258"/>
-    <w:lsdException w:name="Medium Grid 1 Accent 2" w:uiPriority="259"/>
-    <w:lsdException w:name="Medium Grid 2 Accent 2" w:uiPriority="260"/>
-    <w:lsdException w:name="Medium Grid 3 Accent 2" w:uiPriority="261"/>
-    <w:lsdException w:name="Dark List Accent 2" w:uiPriority="274"/>
-    <w:lsdException w:name="Colorful Shading Accent 2" w:uiPriority="275"/>
-    <w:lsdException w:name="Colorful List Accent 2" w:uiPriority="276"/>
-    <w:lsdException w:name="Colorful Grid Accent 2" w:uiPriority="277"/>
-    <w:lsdException w:name="Light Shading Accent 3" w:uiPriority="150"/>
-    <w:lsdException w:name="Light List Accent 3" w:uiPriority="151"/>
-    <w:lsdException w:name="Light Grid Accent 3" w:uiPriority="152"/>
-    <w:lsdException w:name="Medium Shading 1 Accent 3" w:uiPriority="153"/>
-    <w:lsdException w:name="Medium Shading 2 Accent 3" w:uiPriority="256"/>
-    <w:lsdException w:name="Medium List 1 Accent 3" w:uiPriority="257"/>
-    <w:lsdException w:name="Medium List 2 Accent 3" w:uiPriority="258"/>
-    <w:lsdException w:name="Medium Grid 1 Accent 3" w:uiPriority="259"/>
-    <w:lsdException w:name="Medium Grid 2 Accent 3" w:uiPriority="260"/>
-    <w:lsdException w:name="Medium Grid 3 Accent 3" w:uiPriority="261"/>
-    <w:lsdException w:name="Dark List Accent 3" w:uiPriority="274"/>
-    <w:lsdException w:name="Colorful Shading Accent 3" w:uiPriority="275"/>
-    <w:lsdException w:name="Colorful List Accent 3" w:uiPriority="276"/>
-    <w:lsdException w:name="Colorful Grid Accent 3" w:uiPriority="277"/>
-    <w:lsdException w:name="Light Shading Accent 4" w:uiPriority="150"/>
-    <w:lsdException w:name="Light List Accent 4" w:uiPriority="151"/>
-    <w:lsdException w:name="Light Grid Accent 4" w:uiPriority="152"/>
-    <w:lsdException w:name="Medium Shading 1 Accent 4" w:uiPriority="153"/>
-    <w:lsdException w:name="Medium Shading 2 Accent 4" w:uiPriority="256"/>
-    <w:lsdException w:name="Medium List 1 Accent 4" w:uiPriority="257"/>
-    <w:lsdException w:name="Medium List 2 Accent 4" w:uiPriority="258"/>
-    <w:lsdException w:name="Medium Grid 1 Accent 4" w:uiPriority="259"/>
-    <w:lsdException w:name="Medium Grid 2 Accent 4" w:uiPriority="260"/>
-    <w:lsdException w:name="Medium Grid 3 Accent 4" w:uiPriority="261"/>
-    <w:lsdException w:name="Dark List Accent 4" w:uiPriority="274"/>
-    <w:lsdException w:name="Colorful Shading Accent 4" w:uiPriority="275"/>
-    <w:lsdException w:name="Colorful List Accent 4" w:uiPriority="276"/>
-    <w:lsdException w:name="Colorful Grid Accent 4" w:uiPriority="277"/>
-    <w:lsdException w:name="Light Shading Accent 5" w:uiPriority="150"/>
-    <w:lsdException w:name="Light List Accent 5" w:uiPriority="151"/>
-    <w:lsdException w:name="Light Grid Accent 5" w:uiPriority="152"/>
-    <w:lsdException w:name="Medium Shading 1 Accent 5" w:uiPriority="153"/>
-    <w:lsdException w:name="Medium Shading 2 Accent 5" w:uiPriority="256"/>
-    <w:lsdException w:name="Medium List 1 Accent 5" w:uiPriority="257"/>
-    <w:lsdException w:name="Medium List 2 Accent 5" w:uiPriority="258"/>
-    <w:lsdException w:name="Medium Grid 1 Accent 5" w:uiPriority="259"/>
-    <w:lsdException w:name="Medium Grid 2 Accent 5" w:uiPriority="260"/>
-    <w:lsdException w:name="Medium Grid 3 Accent 5" w:uiPriority="261"/>
-    <w:lsdException w:name="Dark List Accent 5" w:uiPriority="274"/>
-    <w:lsdException w:name="Colorful Shading Accent 5" w:uiPriority="275"/>
-    <w:lsdException w:name="Colorful List Accent 5" w:uiPriority="276"/>
-    <w:lsdException w:name="Colorful Grid Accent 5" w:uiPriority="277"/>
-    <w:lsdException w:name="Light Shading Accent 6" w:uiPriority="150"/>
-    <w:lsdException w:name="Light List Accent 6" w:uiPriority="151"/>
-    <w:lsdException w:name="Light Grid Accent 6" w:uiPriority="152"/>
-    <w:lsdException w:name="Medium Shading 1 Accent 6" w:uiPriority="153"/>
-    <w:lsdException w:name="Medium Shading 2 Accent 6" w:uiPriority="256"/>
-    <w:lsdException w:name="Medium List 1 Accent 6" w:uiPriority="257"/>
-    <w:lsdException w:name="Medium List 2 Accent 6" w:uiPriority="258"/>
-    <w:lsdException w:name="Medium Grid 1 Accent 6" w:uiPriority="259"/>
-    <w:lsdException w:name="Medium Grid 2 Accent 6" w:uiPriority="260"/>
-    <w:lsdException w:name="Medium Grid 3 Accent 6" w:uiPriority="261"/>
-    <w:lsdException w:name="Dark List Accent 6" w:uiPriority="274"/>
-    <w:lsdException w:name="Colorful Shading Accent 6" w:uiPriority="275"/>
-    <w:lsdException w:name="Colorful List Accent 6" w:uiPriority="276"/>
-    <w:lsdException w:name="Colorful Grid Accent 6" w:uiPriority="277"/>
-    <w:lsdException w:name="Subtle Emphasis" w:uiPriority="37" w:qFormat="1"/>
-    <w:lsdException w:name="Intense Emphasis" w:uiPriority="51" w:qFormat="1"/>
-    <w:lsdException w:name="Subtle Reference" w:uiPriority="73" w:qFormat="1"/>
-    <w:lsdException w:name="Intense Reference" w:uiPriority="80" w:qFormat="1"/>
-    <w:lsdException w:name="Book Title" w:uiPriority="81" w:qFormat="1"/>
-    <w:lsdException w:name="Bibliography" w:semiHidden="1" w:uiPriority="85" w:unhideWhenUsed="1"/>
-    <w:lsdException w:name="TOC Heading" w:semiHidden="1" w:uiPriority="87" w:unhideWhenUsed="1" w:qFormat="1"/>
-    <w:lsdException w:name="Plain Table 1" w:uiPriority="101"/>
-    <w:lsdException w:name="Plain Table 2" w:uiPriority="102"/>
-    <w:lsdException w:name="Plain Table 3" w:uiPriority="103"/>
-    <w:lsdException w:name="Plain Table 4" w:uiPriority="104"/>
-    <w:lsdException w:name="Plain Table 5" w:uiPriority="105"/>
-    <w:lsdException w:name="Grid Table Light" w:uiPriority="100"/>
-    <w:lsdException w:name="Grid Table 1 Light" w:uiPriority="112"/>
-    <w:lsdException w:name="Grid Table 2" w:uiPriority="113"/>
-    <w:lsdException w:name="Grid Table 3" w:uiPriority="114"/>
-    <w:lsdException w:name="Grid Table 4" w:uiPriority="115"/>
-    <w:lsdException w:name="Grid Table 5 Dark" w:uiPriority="128"/>
-    <w:lsdException w:name="Grid Table 6 Colorful" w:uiPriority="129"/>
-    <w:lsdException w:name="Grid Table 7 Colorful" w:uiPriority="130"/>
-    <w:lsdException w:name="Grid Table 1 Light Accent 1" w:uiPriority="112"/>
-    <w:lsdException w:name="Grid Table 2 Accent 1" w:uiPriority="113"/>
-    <w:lsdException w:name="Grid Table 3 Accent 1" w:uiPriority="114"/>
-    <w:lsdException w:name="Grid Table 4 Accent 1" w:uiPriority="115"/>
-    <w:lsdException w:name="Grid Table 5 Dark Accent 1" w:uiPriority="128"/>
-    <w:lsdException w:name="Grid Table 6 Colorful Accent 1" w:uiPriority="129"/>
-    <w:lsdException w:name="Grid Table 7 Colorful Accent 1" w:uiPriority="130"/>
-    <w:lsdException w:name="Grid Table 1 Light Accent 2" w:uiPriority="112"/>
-    <w:lsdException w:name="Grid Table 2 Accent 2" w:uiPriority="113"/>
-    <w:lsdException w:name="Grid Table 3 Accent 2" w:uiPriority="114"/>
-    <w:lsdException w:name="Grid Table 4 Accent 2" w:uiPriority="115"/>
-    <w:lsdException w:name="Grid Table 5 Dark Accent 2" w:uiPriority="128"/>
-    <w:lsdException w:name="Grid Table 6 Colorful Accent 2" w:uiPriority="129"/>
-    <w:lsdException w:name="Grid Table 7 Colorful Accent 2" w:uiPriority="130"/>
-    <w:lsdException w:name="Grid Table 1 Light Accent 3" w:uiPriority="112"/>
-    <w:lsdException w:name="Grid Table 2 Accent 3" w:uiPriority="113"/>
-    <w:lsdException w:name="Grid Table 3 Accent 3" w:uiPriority="114"/>
-    <w:lsdException w:name="Grid Table 4 Accent 3" w:uiPriority="115"/>
-    <w:lsdException w:name="Grid Table 5 Dark Accent 3" w:uiPriority="128"/>
-    <w:lsdException w:name="Grid Table 6 Colorful Accent 3" w:uiPriority="129"/>
-    <w:lsdException w:name="Grid Table 7 Colorful Accent 3" w:uiPriority="130"/>
-    <w:lsdException w:name="Grid Table 1 Light Accent 4" w:uiPriority="112"/>
-    <w:lsdException w:name="Grid Table 2 Accent 4" w:uiPriority="113"/>
-    <w:lsdException w:name="Grid Table 3 Accent 4" w:uiPriority="114"/>
-    <w:lsdException w:name="Grid Table 4 Accent 4" w:uiPriority="115"/>
-    <w:lsdException w:name="Grid Table 5 Dark Accent 4" w:uiPriority="128"/>
-    <w:lsdException w:name="Grid Table 6 Colorful Accent 4" w:uiPriority="129"/>
-    <w:lsdException w:name="Grid Table 7 Colorful Accent 4" w:uiPriority="130"/>
-    <w:lsdException w:name="Grid Table 1 Light Accent 5" w:uiPriority="112"/>
-    <w:lsdException w:name="Grid Table 2 Accent 5" w:uiPriority="113"/>
-    <w:lsdException w:name="Grid Table 3 Accent 5" w:uiPriority="114"/>
-    <w:lsdException w:name="Grid Table 4 Accent 5" w:uiPriority="115"/>
-    <w:lsdException w:name="Grid Table 5 Dark Accent 5" w:uiPriority="128"/>
-    <w:lsdException w:name="Grid Table 6 Colorful Accent 5" w:uiPriority="129"/>
-    <w:lsdException w:name="Grid Table 7 Colorful Accent 5" w:uiPriority="130"/>
-    <w:lsdException w:name="Grid Table 1 Light Accent 6" w:uiPriority="112"/>
-    <w:lsdException w:name="Grid Table 2 Accent 6" w:uiPriority="113"/>
-    <w:lsdException w:name="Grid Table 3 Accent 6" w:uiPriority="114"/>
-    <w:lsdException w:name="Grid Table 4 Accent 6" w:uiPriority="115"/>
-    <w:lsdException w:name="Grid Table 5 Dark Accent 6" w:uiPriority="128"/>
-    <w:lsdException w:name="Grid Table 6 Colorful Accent 6" w:uiPriority="129"/>
-    <w:lsdException w:name="Grid Table 7 Colorful Accent 6" w:uiPriority="130"/>
-    <w:lsdException w:name="List Table 1 Light" w:uiPriority="112"/>
-    <w:lsdException w:name="List Table 2" w:uiPriority="113"/>
-    <w:lsdException w:name="List Table 3" w:uiPriority="114"/>
-    <w:lsdException w:name="List Table 4" w:uiPriority="115"/>
-    <w:lsdException w:name="List Table 5 Dark" w:uiPriority="128"/>
-    <w:lsdException w:name="List Table 6 Colorful" w:uiPriority="129"/>
-    <w:lsdException w:name="List Table 7 Colorful" w:uiPriority="130"/>
-    <w:lsdException w:name="List Table 1 Light Accent 1" w:uiPriority="112"/>
-    <w:lsdException w:name="List Table 2 Accent 1" w:uiPriority="113"/>
-    <w:lsdException w:name="List Table 3 Accent 1" w:uiPriority="114"/>
-    <w:lsdException w:name="List Table 4 Accent 1" w:uiPriority="115"/>
-    <w:lsdException w:name="List Table 5 Dark Accent 1" w:uiPriority="128"/>
-    <w:lsdException w:name="List Table 6 Colorful Accent 1" w:uiPriority="129"/>
-    <w:lsdException w:name="List Table 7 Colorful Accent 1" w:uiPriority="130"/>
-    <w:lsdException w:name="List Table 1 Light Accent 2" w:uiPriority="112"/>
-    <w:lsdException w:name="List Table 2 Accent 2" w:uiPriority="113"/>
-    <w:lsdException w:name="List Table 3 Accent 2" w:uiPriority="114"/>
-    <w:lsdException w:name="List Table 4 Accent 2" w:uiPriority="115"/>
-    <w:lsdException w:name="List Table 5 Dark Accent 2" w:uiPriority="128"/>
-    <w:lsdException w:name="List Table 6 Colorful Accent 2" w:uiPriority="129"/>
-    <w:lsdException w:name="List Table 7 Colorful Accent 2" w:uiPriority="130"/>
-    <w:lsdException w:name="List Table 1 Light Accent 3" w:uiPriority="112"/>
-    <w:lsdException w:name="List Table 2 Accent 3" w:uiPriority="113"/>
-    <w:lsdException w:name="List Table 3 Accent 3" w:uiPriority="114"/>
-    <w:lsdException w:name="List Table 4 Accent 3" w:uiPriority="115"/>
-    <w:lsdException w:name="List Table 5 Dark Accent 3" w:uiPriority="128"/>
-    <w:lsdException w:name="List Table 6 Colorful Accent 3" w:uiPriority="129"/>
-    <w:lsdException w:name="List Table 7 Colorful Accent 3" w:uiPriority="130"/>
-    <w:lsdException w:name="List Table 1 Light Accent 4" w:uiPriority="112"/>
-    <w:lsdException w:name="List Table 2 Accent 4" w:uiPriority="113"/>
-    <w:lsdException w:name="List Table 3 Accent 4" w:uiPriority="114"/>
-    <w:lsdException w:name="List Table 4 Accent 4" w:uiPriority="115"/>
-    <w:lsdException w:name="List Table 5 Dark Accent 4" w:uiPriority="128"/>
-    <w:lsdException w:name="List Table 6 Colorful Accent 4" w:uiPriority="129"/>
-    <w:lsdException w:name="List Table 7 Colorful Accent 4" w:uiPriority="130"/>
-    <w:lsdException w:name="List Table 1 Light Accent 5" w:uiPriority="112"/>
-    <w:lsdException w:name="List Table 2 Accent 5" w:uiPriority="113"/>
-    <w:lsdException w:name="List Table 3 Accent 5" w:uiPriority="114"/>
-    <w:lsdException w:name="List Table 4 Accent 5" w:uiPriority="115"/>
-    <w:lsdException w:name="List Table 5 Dark Accent 5" w:uiPriority="128"/>
-    <w:lsdException w:name="List Table 6 Colorful Accent 5" w:uiPriority="129"/>
-    <w:lsdException w:name="List Table 7 Colorful Accent 5" w:uiPriority="130"/>
-    <w:lsdException w:name="List Table 1 Light Accent 6" w:uiPriority="112"/>
-    <w:lsdException w:name="List Table 2 Accent 6" w:uiPriority="113"/>
-    <w:lsdException w:name="List Table 3 Accent 6" w:uiPriority="114"/>
-    <w:lsdException w:name="List Table 4 Accent 6" w:uiPriority="115"/>
-    <w:lsdException w:name="List Table 5 Dark Accent 6" w:uiPriority="128"/>
-    <w:lsdException w:name="List Table 6 Colorful Accent 6" w:uiPriority="129"/>
-    <w:lsdException w:name="List Table 7 Colorful Accent 6" w:uiPriority="130"/>
+    <w:lsdException w:name="List Paragraph" w:uiPriority="772" w:qFormat="1"/>
+    <w:lsdException w:name="Quote" w:uiPriority="599" w:qFormat="1"/>
+    <w:lsdException w:name="Intense Quote" w:uiPriority="630" w:qFormat="1"/>
+    <w:lsdException w:name="Medium List 2 Accent 1" w:uiPriority="5430"/>
+    <w:lsdException w:name="Medium Grid 1 Accent 1" w:uiPriority="5431"/>
+    <w:lsdException w:name="Medium Grid 2 Accent 1" w:uiPriority="5444"/>
+    <w:lsdException w:name="Medium Grid 3 Accent 1" w:uiPriority="5445"/>
+    <w:lsdException w:name="Dark List Accent 1" w:uiPriority="5494"/>
+    <w:lsdException w:name="Colorful Shading Accent 1" w:uiPriority="5495"/>
+    <w:lsdException w:name="Colorful List Accent 1" w:uiPriority="5508"/>
+    <w:lsdException w:name="Colorful Grid Accent 1" w:uiPriority="5509"/>
+    <w:lsdException w:name="Light Shading Accent 2" w:uiPriority="2082"/>
+    <w:lsdException w:name="Light List Accent 2" w:uiPriority="2083"/>
+    <w:lsdException w:name="Light Grid Accent 2" w:uiPriority="2084"/>
+    <w:lsdException w:name="Medium Shading 1 Accent 2" w:uiPriority="2085"/>
+    <w:lsdException w:name="Medium Shading 2 Accent 2" w:uiPriority="5170"/>
+    <w:lsdException w:name="Medium List 1 Accent 2" w:uiPriority="5171"/>
+    <w:lsdException w:name="Medium List 2 Accent 2" w:uiPriority="5430"/>
+    <w:lsdException w:name="Medium Grid 1 Accent 2" w:uiPriority="5431"/>
+    <w:lsdException w:name="Medium Grid 2 Accent 2" w:uiPriority="5444"/>
+    <w:lsdException w:name="Medium Grid 3 Accent 2" w:uiPriority="5445"/>
+    <w:lsdException w:name="Dark List Accent 2" w:uiPriority="5494"/>
+    <w:lsdException w:name="Colorful Shading Accent 2" w:uiPriority="5495"/>
+    <w:lsdException w:name="Colorful List Accent 2" w:uiPriority="5508"/>
+    <w:lsdException w:name="Colorful Grid Accent 2" w:uiPriority="5509"/>
+    <w:lsdException w:name="Light Shading Accent 3" w:uiPriority="2082"/>
+    <w:lsdException w:name="Light List Accent 3" w:uiPriority="2083"/>
+    <w:lsdException w:name="Light Grid Accent 3" w:uiPriority="2084"/>
+    <w:lsdException w:name="Medium Shading 1 Accent 3" w:uiPriority="2085"/>
+    <w:lsdException w:name="Medium Shading 2 Accent 3" w:uiPriority="5170"/>
+    <w:lsdException w:name="Medium List 1 Accent 3" w:uiPriority="5171"/>
+    <w:lsdException w:name="Medium List 2 Accent 3" w:uiPriority="5430"/>
+    <w:lsdException w:name="Medium Grid 1 Accent 3" w:uiPriority="5431"/>
+    <w:lsdException w:name="Medium Grid 2 Accent 3" w:uiPriority="5444"/>
+    <w:lsdException w:name="Medium Grid 3 Accent 3" w:uiPriority="5445"/>
+    <w:lsdException w:name="Dark List Accent 3" w:uiPriority="5494"/>
+    <w:lsdException w:name="Colorful Shading Accent 3" w:uiPriority="5495"/>
+    <w:lsdException w:name="Colorful List Accent 3" w:uiPriority="5508"/>
+    <w:lsdException w:name="Colorful Grid Accent 3" w:uiPriority="5509"/>
+    <w:lsdException w:name="Light Shading Accent 4" w:uiPriority="2082"/>
+    <w:lsdException w:name="Light List Accent 4" w:uiPriority="2083"/>
+    <w:lsdException w:name="Light Grid Accent 4" w:uiPriority="2084"/>
+    <w:lsdException w:name="Medium Shading 1 Accent 4" w:uiPriority="2085"/>
+    <w:lsdException w:name="Medium Shading 2 Accent 4" w:uiPriority="5170"/>
+    <w:lsdException w:name="Medium List 1 Accent 4" w:uiPriority="5171"/>
+    <w:lsdException w:name="Medium List 2 Accent 4" w:uiPriority="5430"/>
+    <w:lsdException w:name="Medium Grid 1 Accent 4" w:uiPriority="5431"/>
+    <w:lsdException w:name="Medium Grid 2 Accent 4" w:uiPriority="5444"/>
+    <w:lsdException w:name="Medium Grid 3 Accent 4" w:uiPriority="5445"/>
+    <w:lsdException w:name="Dark List Accent 4" w:uiPriority="5494"/>
+    <w:lsdException w:name="Colorful Shading Accent 4" w:uiPriority="5495"/>
+    <w:lsdException w:name="Colorful List Accent 4" w:uiPriority="5508"/>
+    <w:lsdException w:name="Colorful Grid Accent 4" w:uiPriority="5509"/>
+    <w:lsdException w:name="Light Shading Accent 5" w:uiPriority="2082"/>
+    <w:lsdException w:name="Light List Accent 5" w:uiPriority="2083"/>
+    <w:lsdException w:name="Light Grid Accent 5" w:uiPriority="2084"/>
+    <w:lsdException w:name="Medium Shading 1 Accent 5" w:uiPriority="2085"/>
+    <w:lsdException w:name="Medium Shading 2 Accent 5" w:uiPriority="5170"/>
+    <w:lsdException w:name="Medium List 1 Accent 5" w:uiPriority="5171"/>
+    <w:lsdException w:name="Medium List 2 Accent 5" w:uiPriority="5430"/>
+    <w:lsdException w:name="Medium Grid 1 Accent 5" w:uiPriority="5431"/>
+    <w:lsdException w:name="Medium Grid 2 Accent 5" w:uiPriority="5444"/>
+    <w:lsdException w:name="Medium Grid 3 Accent 5" w:uiPriority="5445"/>
+    <w:lsdException w:name="Dark List Accent 5" w:uiPriority="5494"/>
+    <w:lsdException w:name="Colorful Shading Accent 5" w:uiPriority="5495"/>
+    <w:lsdException w:name="Colorful List Accent 5" w:uiPriority="5508"/>
+    <w:lsdException w:name="Colorful Grid Accent 5" w:uiPriority="5509"/>
+    <w:lsdException w:name="Light Shading Accent 6" w:uiPriority="2082"/>
+    <w:lsdException w:name="Light List Accent 6" w:uiPriority="2083"/>
+    <w:lsdException w:name="Light Grid Accent 6" w:uiPriority="2084"/>
+    <w:lsdException w:name="Medium Shading 1 Accent 6" w:uiPriority="2085"/>
+    <w:lsdException w:name="Medium Shading 2 Accent 6" w:uiPriority="5170"/>
+    <w:lsdException w:name="Medium List 1 Accent 6" w:uiPriority="5171"/>
+    <w:lsdException w:name="Medium List 2 Accent 6" w:uiPriority="5430"/>
+    <w:lsdException w:name="Medium Grid 1 Accent 6" w:uiPriority="5431"/>
+    <w:lsdException w:name="Medium Grid 2 Accent 6" w:uiPriority="5444"/>
+    <w:lsdException w:name="Medium Grid 3 Accent 6" w:uiPriority="5445"/>
+    <w:lsdException w:name="Dark List Accent 6" w:uiPriority="5494"/>
+    <w:lsdException w:name="Colorful Shading Accent 6" w:uiPriority="5495"/>
+    <w:lsdException w:name="Colorful List Accent 6" w:uiPriority="5508"/>
+    <w:lsdException w:name="Colorful Grid Accent 6" w:uiPriority="5509"/>
+    <w:lsdException w:name="Subtle Emphasis" w:uiPriority="133" w:qFormat="1"/>
+    <w:lsdException w:name="Intense Emphasis" w:uiPriority="297" w:qFormat="1"/>
+    <w:lsdException w:name="Subtle Reference" w:uiPriority="631" w:qFormat="1"/>
+    <w:lsdException w:name="Intense Reference" w:uiPriority="662" w:qFormat="1"/>
+    <w:lsdException w:name="Book Title" w:uiPriority="663" w:qFormat="1"/>
+    <w:lsdException w:name="Bibliography" w:semiHidden="1" w:uiPriority="775" w:unhideWhenUsed="1"/>
+    <w:lsdException w:name="TOC Heading" w:semiHidden="1" w:uiPriority="777" w:unhideWhenUsed="1" w:qFormat="1"/>
+    <w:lsdException w:name="Plain Table 1" w:uiPriority="1433"/>
+    <w:lsdException w:name="Plain Table 2" w:uiPriority="1536"/>
+    <w:lsdException w:name="Plain Table 3" w:uiPriority="1537"/>
+    <w:lsdException w:name="Plain Table 4" w:uiPriority="1544"/>
+    <w:lsdException w:name="Plain Table 5" w:uiPriority="1545"/>
+    <w:lsdException w:name="Grid Table Light" w:uiPriority="1432"/>
+    <w:lsdException w:name="Grid Table 1 Light" w:uiPriority="1576"/>
+    <w:lsdException w:name="Grid Table 2" w:uiPriority="1577"/>
+    <w:lsdException w:name="Grid Table 3" w:uiPriority="1584"/>
+    <w:lsdException w:name="Grid Table 4" w:uiPriority="1585"/>
+    <w:lsdException w:name="Grid Table 5 Dark" w:uiPriority="1634"/>
+    <w:lsdException w:name="Grid Table 6 Colorful" w:uiPriority="1635"/>
+    <w:lsdException w:name="Grid Table 7 Colorful" w:uiPriority="1906"/>
+    <w:lsdException w:name="Grid Table 1 Light Accent 1" w:uiPriority="1576"/>
+    <w:lsdException w:name="Grid Table 2 Accent 1" w:uiPriority="1577"/>
+    <w:lsdException w:name="Grid Table 3 Accent 1" w:uiPriority="1584"/>
+    <w:lsdException w:name="Grid Table 4 Accent 1" w:uiPriority="1585"/>
+    <w:lsdException w:name="Grid Table 5 Dark Accent 1" w:uiPriority="1634"/>
+    <w:lsdException w:name="Grid Table 6 Colorful Accent 1" w:uiPriority="1635"/>
+    <w:lsdException w:name="Grid Table 7 Colorful Accent 1" w:uiPriority="1906"/>
+    <w:lsdException w:name="Grid Table 1 Light Accent 2" w:uiPriority="1576"/>
+    <w:lsdException w:name="Grid Table 2 Accent 2" w:uiPriority="1577"/>
+    <w:lsdException w:name="Grid Table 3 Accent 2" w:uiPriority="1584"/>
+    <w:lsdException w:name="Grid Table 4 Accent 2" w:uiPriority="1585"/>
+    <w:lsdException w:name="Grid Table 5 Dark Accent 2" w:uiPriority="1634"/>
+    <w:lsdException w:name="Grid Table 6 Colorful Accent 2" w:uiPriority="1635"/>
+    <w:lsdException w:name="Grid Table 7 Colorful Accent 2" w:uiPriority="1906"/>
+    <w:lsdException w:name="Grid Table 1 Light Accent 3" w:uiPriority="1576"/>
+    <w:lsdException w:name="Grid Table 2 Accent 3" w:uiPriority="1577"/>
+    <w:lsdException w:name="Grid Table 3 Accent 3" w:uiPriority="1584"/>
+    <w:lsdException w:name="Grid Table 4 Accent 3" w:uiPriority="1585"/>
+    <w:lsdException w:name="Grid Table 5 Dark Accent 3" w:uiPriority="1634"/>
+    <w:lsdException w:name="Grid Table 6 Colorful Accent 3" w:uiPriority="1635"/>
+    <w:lsdException w:name="Grid Table 7 Colorful Accent 3" w:uiPriority="1906"/>
+    <w:lsdException w:name="Grid Table 1 Light Accent 4" w:uiPriority="1576"/>
+    <w:lsdException w:name="Grid Table 2 Accent 4" w:uiPriority="1577"/>
+    <w:lsdException w:name="Grid Table 3 Accent 4" w:uiPriority="1584"/>
+    <w:lsdException w:name="Grid Table 4 Accent 4" w:uiPriority="1585"/>
+    <w:lsdException w:name="Grid Table 5 Dark Accent 4" w:uiPriority="1634"/>
+    <w:lsdException w:name="Grid Table 6 Colorful Accent 4" w:uiPriority="1635"/>
+    <w:lsdException w:name="Grid Table 7 Colorful Accent 4" w:uiPriority="1906"/>
+    <w:lsdException w:name="Grid Table 1 Light Accent 5" w:uiPriority="1576"/>
+    <w:lsdException w:name="Grid Table 2 Accent 5" w:uiPriority="1577"/>
+    <w:lsdException w:name="Grid Table 3 Accent 5" w:uiPriority="1584"/>
+    <w:lsdException w:name="Grid Table 4 Accent 5" w:uiPriority="1585"/>
+    <w:lsdException w:name="Grid Table 5 Dark Accent 5" w:uiPriority="1634"/>
+    <w:lsdException w:name="Grid Table 6 Colorful Accent 5" w:uiPriority="1635"/>
+    <w:lsdException w:name="Grid Table 7 Colorful Accent 5" w:uiPriority="1906"/>
+    <w:lsdException w:name="Grid Table 1 Light Accent 6" w:uiPriority="1576"/>
+    <w:lsdException w:name="Grid Table 2 Accent 6" w:uiPriority="1577"/>
+    <w:lsdException w:name="Grid Table 3 Accent 6" w:uiPriority="1584"/>
+    <w:lsdException w:name="Grid Table 4 Accent 6" w:uiPriority="1585"/>
+    <w:lsdException w:name="Grid Table 5 Dark Accent 6" w:uiPriority="1634"/>
+    <w:lsdException w:name="Grid Table 6 Colorful Accent 6" w:uiPriority="1635"/>
+    <w:lsdException w:name="Grid Table 7 Colorful Accent 6" w:uiPriority="1906"/>
+    <w:lsdException w:name="List Table 1 Light" w:uiPriority="1576"/>
+    <w:lsdException w:name="List Table 2" w:uiPriority="1577"/>
+    <w:lsdException w:name="List Table 3" w:uiPriority="1584"/>
+    <w:lsdException w:name="List Table 4" w:uiPriority="1585"/>
+    <w:lsdException w:name="List Table 5 Dark" w:uiPriority="1634"/>
+    <w:lsdException w:name="List Table 6 Colorful" w:uiPriority="1635"/>
+    <w:lsdException w:name="List Table 7 Colorful" w:uiPriority="1906"/>
+    <w:lsdException w:name="List Table 1 Light Accent 1" w:uiPriority="1576"/>
+    <w:lsdException w:name="List Table 2 Accent 1" w:uiPriority="1577"/>
+    <w:lsdException w:name="List Table 3 Accent 1" w:uiPriority="1584"/>
+    <w:lsdException w:name="List Table 4 Accent 1" w:uiPriority="1585"/>
+    <w:lsdException w:name="List Table 5 Dark Accent 1" w:uiPriority="1634"/>
+    <w:lsdException w:name="List Table 6 Colorful Accent 1" w:uiPriority="1635"/>
+    <w:lsdException w:name="List Table 7 Colorful Accent 1" w:uiPriority="1906"/>
+    <w:lsdException w:name="List Table 1 Light Accent 2" w:uiPriority="1576"/>
+    <w:lsdException w:name="List Table 2 Accent 2" w:uiPriority="1577"/>
+    <w:lsdException w:name="List Table 3 Accent 2" w:uiPriority="1584"/>
+    <w:lsdException w:name="List Table 4 Accent 2" w:uiPriority="1585"/>
+    <w:lsdException w:name="List Table 5 Dark Accent 2" w:uiPriority="1634"/>
+    <w:lsdException w:name="List Table 6 Colorful Accent 2" w:uiPriority="1635"/>
+    <w:lsdException w:name="List Table 7 Colorful Accent 2" w:uiPriority="1906"/>
+    <w:lsdException w:name="List Table 1 Light Accent 3" w:uiPriority="1576"/>
+    <w:lsdException w:name="List Table 2 Accent 3" w:uiPriority="1577"/>
+    <w:lsdException w:name="List Table 3 Accent 3" w:uiPriority="1584"/>
+    <w:lsdException w:name="List Table 4 Accent 3" w:uiPriority="1585"/>
+    <w:lsdException w:name="List Table 5 Dark Accent 3" w:uiPriority="1634"/>
+    <w:lsdException w:name="List Table 6 Colorful Accent 3" w:uiPriority="1635"/>
+    <w:lsdException w:name="List Table 7 Colorful Accent 3" w:uiPriority="1906"/>
+    <w:lsdException w:name="List Table 1 Light Accent 4" w:uiPriority="1576"/>
+    <w:lsdException w:name="List Table 2 Accent 4" w:uiPriority="1577"/>
+    <w:lsdException w:name="List Table 3 Accent 4" w:uiPriority="1584"/>
+    <w:lsdException w:name="List Table 4 Accent 4" w:uiPriority="1585"/>
+    <w:lsdException w:name="List Table 5 Dark Accent 4" w:uiPriority="1634"/>
+    <w:lsdException w:name="List Table 6 Colorful Accent 4" w:uiPriority="1635"/>
+    <w:lsdException w:name="List Table 7 Colorful Accent 4" w:uiPriority="1906"/>
+    <w:lsdException w:name="List Table 1 Light Accent 5" w:uiPriority="1576"/>
+    <w:lsdException w:name="List Table 2 Accent 5" w:uiPriority="1577"/>
+    <w:lsdException w:name="List Table 3 Accent 5" w:uiPriority="1584"/>
+    <w:lsdException w:name="List Table 4 Accent 5" w:uiPriority="1585"/>
+    <w:lsdException w:name="List Table 5 Dark Accent 5" w:uiPriority="1634"/>
+    <w:lsdException w:name="List Table 6 Colorful Accent 5" w:uiPriority="1635"/>
+    <w:lsdException w:name="List Table 7 Colorful Accent 5" w:uiPriority="1906"/>
+    <w:lsdException w:name="List Table 1 Light Accent 6" w:uiPriority="1576"/>
+    <w:lsdException w:name="List Table 2 Accent 6" w:uiPriority="1577"/>
+    <w:lsdException w:name="List Table 3 Accent 6" w:uiPriority="1584"/>
+    <w:lsdException w:name="List Table 4 Accent 6" w:uiPriority="1585"/>
+    <w:lsdException w:name="List Table 5 Dark Accent 6" w:uiPriority="1634"/>
+    <w:lsdException w:name="List Table 6 Colorful Accent 6" w:uiPriority="1635"/>
+    <w:lsdException w:name="List Table 7 Colorful Accent 6" w:uiPriority="1906"/>
   </w:latentStyles>
   <w:style w:type="paragraph" w:styleId="Title">
     <w:name w:val="Title"/>
